--- a/examples/before.docx
+++ b/examples/before.docx
@@ -41,7 +41,7 @@
         <w:pStyle w:val="AppleAbstractZH"/>
       </w:pPr>
       <w:r>
-        <w:t>准确了解单株苹果树的叶片数量，有助于描述树冠生长状态并演示从局部观测推断总体规模的基本过程。本研究以一株虚构的盛果期苹果树为对象，提出一种结合树冠分层、方位样方、可见面积校正和重复抽样的叶片数量估算方法。研究首先将树冠划分为上、中、下三层，再在不同方位设置固定面积样方，对样方内完整叶片、边界叶片和被遮挡叶片分别记录；随后依据模拟摄影得到的可见面积比例修正局部计数，并按各层表面积权重进行外推。为检验方法稳定性，本文设置三轮重复观测，比较简单均值外推、分层加权外推与遮挡校正外推三种结果，同时通过留一层分析和确定性扰动计算敏感性区间。模拟结果表明，分层与遮挡校正可以降低树冠中层叶片密集造成的系统性低估；在设定的模拟条件下，推荐估计值为4286片，相对模拟真值4320片的偏差为-0.79%，重复观测变异系数为3.1%。研究还给出样方布设图、估算流程图、记录表和可复算公式，使演示数据能够沿着“原始记录—校正计数—分层外推—整树合计”的链条被核对。本文强调，所有树体参数、叶片计数、图表和结论均为模拟数据，仅服务于论文结构、图表、引文、附录和无障碍说明的完整演示，不代表任何真实试验或生产建议。该方法的意义在于提供一个逻辑闭合、步骤透明且适合教学复核的案例，而不是证明某种真实苹果树管理技术的优劣。</w:t>
+        <w:t>准确了解单株苹果树的叶片数量，有助于描述树冠生长状态并演示从局部观测推断总体规模的基本过程。本研究以一株虚构的盛果期苹果树为对象，提出一种结合树冠分层、方位样方、可见面积校正和重复抽样的叶片数量估算方法。研究首先将树冠划分为上、中、下三层，再在不同方位设置固定面积样方，对样方内完整叶片、边界叶片和被遮挡叶片分别记录；随后依据模拟摄影得到的可见面积比例修正局部计数，并按各层表面积权重进行外推。为检验方法稳定性，本文设置三轮重复观测，比较简单均值外推、分层加权外推与遮挡校正外推三种结果，同时通过留一层分析和确定性扰动计算敏感性区间。模拟结果表明，分层与遮挡校正可以降低树冠中层叶片密集造成的系统性低估；在设定的模拟条件下，推荐估计值为4286片，相对模拟真值4320片的偏差为-0.79%，重复观测变异系数为3.1%。研究还给出样方布设图、估算流程图、记录表和可复算公式，使演示数据能够沿着“原始记录—校正计数—分层外推—整树合计”的链条被核对。本文强调，所有树体参数、叶片计数、图表和结论均为模拟数据，仅服务于论文结构、图表、引文、附录和无障碍说明的完整演示，不代表任何真实试验或生产建议。该方法的意义在于提供一个逻辑闭合、步骤透明且适合教学复核的案例，而不是证明某种真实苹果树管理技术的优劣。数据声明：本文的树体、叶片、样方、观测记录、统计结果和误差指标均为为演示论文排版而构造的模拟数据，不代表任何真实果园、真实机构、真实人员或实际科研结论，不得用于生产决策。</w:t>
       </w:r>
     </w:p>
     <w:p>
@@ -97,7 +97,7 @@
         <w:fldChar w:fldCharType="separate"/>
       </w:r>
       <w:r>
-        <w:t>更新字段后显示</w:t>
+        <w:t/>
       </w:r>
       <w:r>
         <w:fldChar w:fldCharType="end"/>
@@ -122,7 +122,7 @@
         <w:fldChar w:fldCharType="separate"/>
       </w:r>
       <w:r>
-        <w:t>更新字段后显示</w:t>
+        <w:t/>
       </w:r>
       <w:r>
         <w:fldChar w:fldCharType="end"/>
@@ -147,7 +147,7 @@
         <w:fldChar w:fldCharType="separate"/>
       </w:r>
       <w:r>
-        <w:t>更新字段后显示</w:t>
+        <w:t/>
       </w:r>
       <w:r>
         <w:fldChar w:fldCharType="end"/>
@@ -203,14 +203,6 @@
     </w:p>
     <w:p>
       <w:pPr>
-        <w:pStyle w:val="AppleBody"/>
-      </w:pPr>
-      <w:r>
-        <w:t>为了让章节之间形成连续推理，本章提出的每个问题都在后文获得对应材料。空间代表性问题由第二章的三层六样方设计处理，遮挡问题由可见比例校正处理，结果可信度问题由第三章的方法比较和敏感性分析处理，误用风险则在第四章与附录中再次声明。这样的映射可防止绪论提出宏大目标而正文只完成局部计算。</w:t>
-      </w:r>
-    </w:p>
-    <w:p>
-      <w:pPr>
         <w:pStyle w:val="UnreliableHeading"/>
         <w:numPr>
           <w:ilvl w:val="1"/>
@@ -235,14 +227,6 @@
       </w:pPr>
       <w:r>
         <w:t>已有的虚构教学文献把树冠测量分为几何包络、局部密度和器官计数三个层次，并指出局部密度必须与其代表面积相匹配[1]。据此，本文不把一个样方的平均数直接乘到整株，而是先承认不同高度的枝叶密度存在差异，再为各层分配独立权重。这样的安排既能说明分层抽样的必要性，也便于在后文逐层追踪误差来源。</w:t>
-      </w:r>
-    </w:p>
-    <w:p>
-      <w:pPr>
-        <w:pStyle w:val="AppleBody"/>
-      </w:pPr>
-      <w:r>
-        <w:t>本研究设定的核心问题包括三个方面：第一，怎样划分树冠才能兼顾操作简便与结构差异；第二，怎样处理边界叶片和遮挡叶片，避免不同观察者采用隐含规则；第三，怎样把局部计数外推为整树结果并给出可理解的不确定性。三个问题分别对应空间设计、记录规则和计算模型，任何一个环节缺失都会使最终数字难以解释。</w:t>
       </w:r>
     </w:p>
     <w:p>
@@ -275,14 +259,6 @@
     </w:p>
     <w:p>
       <w:pPr>
-        <w:pStyle w:val="AppleBody"/>
-      </w:pPr>
-      <w:r>
-        <w:t>本文有意采用较少但定义明确的变量。层别只设上、中、下三级，样方总数为六个，每轮观测使用相同位置；可见比例按层确定，表面积权重之和严格等于一。简化并非声称真实树冠只有这些特征，而是为了让每一项假设都能在有限篇幅中被检查，并为后续排版演示提供稳定内容。</w:t>
-      </w:r>
-    </w:p>
-    <w:p>
-      <w:pPr>
         <w:pStyle w:val="AppleHeading2"/>
         <w:numPr>
           <w:ilvl w:val="1"/>
@@ -311,14 +287,6 @@
     </w:p>
     <w:p>
       <w:pPr>
-        <w:pStyle w:val="AppleBody"/>
-      </w:pPr>
-      <w:r>
-        <w:t>数据声明：本文的树体、叶片、样方、观测记录、统计结果和误差指标均为为演示论文排版而构造的模拟数据，不代表任何真实果园、真实机构、真实人员或实际科研结论，不得用于生产决策。</w:t>
-      </w:r>
-    </w:p>
-    <w:p>
-      <w:pPr>
         <w:pStyle w:val="AppleHeading1"/>
         <w:numPr>
           <w:ilvl w:val="0"/>
@@ -335,14 +303,6 @@
       </w:pPr>
       <w:r>
         <w:t>材料设定采用“参数表先于结果表”的组织方式。树高、冠幅、样方面积、层权重和可见比例在查看估算结果之前即被固定，后续计算不得因偏差大小而修改这些输入。若需要展示另一套假设，应建立新的模拟情景并保留原情景，而不是覆盖数值。该原则使表2-1既是方法说明，也是防止事后调参的版本边界。</w:t>
-      </w:r>
-    </w:p>
-    <w:p>
-      <w:pPr>
-        <w:pStyle w:val="AppleBody"/>
-      </w:pPr>
-      <w:r>
-        <w:t>六个样方的角色并不相同。上层样方主要检验稀疏区域是否被整体平均掩盖，中层样方承载高密度与强遮挡的组合，下层样方用于观察较大表面积但较低局部密度的贡献。方向交错则避免某一侧在每一层重复出现。尽管这些安排来自虚构设定，它们仍展示了抽样设计应让每个位置具有明确代表对象，而不是只追求记录数量。</w:t>
       </w:r>
     </w:p>
     <w:p>
@@ -371,14 +331,6 @@
       </w:pPr>
       <w:r>
         <w:t>模拟数据生成分两步。第一步依据预设层权重建立无观测误差的潜在叶量，第二步施加遮挡、边界判定和小幅重复计数差异。虚构方法手册建议在演示中分离“总体结构参数”和“观察过程参数”，以免把树体差异误写成计数误差[2]。本文因此分别保存表面积权重、可见比例和轮次扰动。</w:t>
-      </w:r>
-    </w:p>
-    <w:p>
-      <w:pPr>
-        <w:pStyle w:val="AppleBody"/>
-      </w:pPr>
-      <w:r>
-        <w:t>三轮观测的扰动采用固定序列而非随机抽样，以保证每次构建演示文档都得到相同结果。第一轮略低估中层，第二轮接近设定均值，第三轮略高估下层。确定性设置牺牲了对随机过程的逼真模拟，却换来可重复的测试条件，符合本项目验证排版、引用、图像和表格完整性的目的。</w:t>
       </w:r>
     </w:p>
     <w:p>
@@ -882,22 +834,6 @@
     </w:p>
     <w:p>
       <w:pPr>
-        <w:pStyle w:val="AppleBody"/>
-      </w:pPr>
-      <w:r>
-        <w:t>表2-1列出后续计算需要的全部层级参数。表面积权重0.24、0.46和0.30之和为1；可见比例分别为0.91、0.82和0.88。中层可见比例最低，与其叶片密集、交叠较多的设定一致。样方数和面积保持一致，使层间比较主要反映密度与可见性，而不是不同的抽样投入。</w:t>
-      </w:r>
-    </w:p>
-    <w:p>
-      <w:pPr>
-        <w:pStyle w:val="AppleBody"/>
-      </w:pPr>
-      <w:r>
-        <w:t>每个样方在观察前被划分为四个相等子区，记录顺序固定为左上、右上、左下、右下。固定顺序可减少跳跃计数和重复计数，子区小计相加后必须与样方总计一致。若发现不一致，记录不进入外推，而是返回原始标记逐项核对。该规则把简单的算术校验嵌入现场记录流程。</w:t>
-      </w:r>
-    </w:p>
-    <w:p>
-      <w:pPr>
         <w:pStyle w:val="AppleHeading2"/>
         <w:numPr>
           <w:ilvl w:val="1"/>
@@ -926,22 +862,6 @@
     </w:p>
     <w:p>
       <w:pPr>
-        <w:pStyle w:val="AppleBody"/>
-      </w:pPr>
-      <w:r>
-        <w:t>质量控制包括四项：子区和与样方总计一致；六个样方编号齐全且不重复；可见比例位于0与1之间；轮次变化超过15%时触发复核。复核只检查抄录、边界和遮挡标签，不以接近预设真值为目标。这样可避免为了获得“好看结果”而反向调整原始记录。</w:t>
-      </w:r>
-    </w:p>
-    <w:p>
-      <w:pPr>
-        <w:pStyle w:val="AppleBody"/>
-      </w:pPr>
-      <w:r>
-        <w:t>完成核对后，记录按“树号—层别—方位—轮次—子区”形成唯一键。附录给出字段说明和一组复算样例。任何汇总值都应能回到唯一键对应的原始条目；若只能找到表格总数而找不到局部来源，则该结果不被视为可审计数据。</w:t>
-      </w:r>
-    </w:p>
-    <w:p>
-      <w:pPr>
         <w:pStyle w:val="AppleHeading1"/>
         <w:numPr>
           <w:ilvl w:val="0"/>
@@ -958,14 +878,6 @@
       </w:pPr>
       <w:r>
         <w:t>计算实现遵守从原始量到派生量的单向顺序。原始量包括子区计数、样方面积与层级标签；参数量包括层权重和可见比例；派生量依次为样方总计、基础密度、校正密度、层平均、层贡献和整树估计。任何派生量都不作为更早步骤的输入。按这一顺序保存记录，既方便人工复算，也便于后续软件为每个字段建立类型与范围校验。</w:t>
-      </w:r>
-    </w:p>
-    <w:p>
-      <w:pPr>
-        <w:pStyle w:val="AppleBody"/>
-      </w:pPr>
-      <w:r>
-        <w:t>结果解释刻意区分“改善案例内偏差”和“证明方法普遍有效”。遮挡校正的偏差较小，是因为模拟生成过程确实包含了相应遮挡机制；如果生成机制改变，排序也可能改变。因此，表3-1只能说明三个模型在同一设定中的行为。把这一限制写入正文，可帮助演示论文保留科学语气，而不把内部一致性夸大为外部有效性。</w:t>
       </w:r>
     </w:p>
     <w:p>
@@ -994,22 +906,6 @@
       </w:pPr>
       <w:r>
         <w:t>分层叶量由层平均密度、整株等效面积尺度和层权重共同确定。本案例把整株等效尺度固定为11.004869 m²，并与0.25 m²样方面积、三层权重及可见比例一并列入附录表A-3。虚构统计说明建议在教学案例中保留归一化步骤，因为它能明确权重只分配总体而不凭空增加观测信息[4]。</w:t>
-      </w:r>
-    </w:p>
-    <w:p>
-      <w:pPr>
-        <w:pStyle w:val="AppleBody"/>
-      </w:pPr>
-      <w:r>
-        <w:t>简单均值外推忽略层别和遮挡，把六个样方的基础密度平均后扩展到整树；分层加权外推使用层权重但不做可见比例校正；遮挡校正外推同时使用两类参数。三种方法共享同一组原始记录，差异只来自模型假设，因此表3-1中的结果可用于观察每个附加步骤带来的变化。</w:t>
-      </w:r>
-    </w:p>
-    <w:p>
-      <w:pPr>
-        <w:pStyle w:val="AppleBody"/>
-      </w:pPr>
-      <w:r>
-        <w:t>最终推荐值采用三轮遮挡校正结果的算术平均并四舍五入到整数片。中间计算保留两位小数，最后一步才取整，避免逐层取整误差累积。估计值4286片与模拟真值4320片相差34片，偏差为-0.79%。由于输入是固定模拟序列，这一偏差只描述案例内部表现，不能外推到真实测量。</w:t>
       </w:r>
     </w:p>
     <w:p>
@@ -1456,22 +1352,6 @@
     </w:p>
     <w:p>
       <w:pPr>
-        <w:pStyle w:val="AppleBody"/>
-      </w:pPr>
-      <w:r>
-        <w:t>图3-1把计算流程划分为四个主步骤和一个误差评估回路。箭头表示数据处理顺序，不表示因果证明。每一步都产生可保存的中间结果：分层编号表、样方计数表、校正密度表和分层外推表。保存中间结果能够定位异常来自输入、参数还是公式，而不是在最终总数出现偏差时重新检查全部过程。</w:t>
-      </w:r>
-    </w:p>
-    <w:p>
-      <w:pPr>
-        <w:pStyle w:val="AppleBody"/>
-      </w:pPr>
-      <w:r>
-        <w:t>结果报告采用整数叶片数，同时保留百分比指标。整数便于回答研究问题，百分比便于跨方法比较。两种表达必须同时解释：4286片看似精确，但其合理含义是当前模拟规则下的中心估计；3.1%的重复变异和后续敏感性区间提醒读者，该数字周围仍存在方法不确定性。</w:t>
-      </w:r>
-    </w:p>
-    <w:p>
-      <w:pPr>
         <w:pStyle w:val="AppleHeading2"/>
         <w:numPr>
           <w:ilvl w:val="1"/>
@@ -1528,22 +1408,6 @@
     </w:p>
     <w:p>
       <w:pPr>
-        <w:pStyle w:val="AppleBody"/>
-      </w:pPr>
-      <w:r>
-        <w:t>讨论部分把可复算性视为结论的一部分，而不是排版附件。一个数字若缺少输入版本、边界口径和中间步骤，即使恰好接近模拟真值，也不能说明方法可靠。相反，具有清楚误差来源的轻微偏差更适合作为教学材料，因为读者能够提出具体改进。本文因此保留三种方法的差异，不把较差结果从报告中删除。</w:t>
-      </w:r>
-    </w:p>
-    <w:p>
-      <w:pPr>
-        <w:pStyle w:val="AppleBody"/>
-      </w:pPr>
-      <w:r>
-        <w:t>本案例还强调内容安全与隐私边界。题名聚焦一般性的苹果树叶片估算，机构只使用明确虚构的苹果大学，人物以功能性小组名称出现，地点使用演示城，参考资料均标明虚构出版物。数据声明覆盖摘要、正文、表注、附录和致谢，使任何常见章节被单独查看时仍能辨认其模拟性质。这种冗余是有意的风险控制。</w:t>
-      </w:r>
-    </w:p>
-    <w:p>
-      <w:pPr>
         <w:pStyle w:val="AppleHeading2"/>
         <w:numPr>
           <w:ilvl w:val="1"/>
@@ -1572,14 +1436,6 @@
     </w:p>
     <w:p>
       <w:pPr>
-        <w:pStyle w:val="AppleBody"/>
-      </w:pPr>
-      <w:r>
-        <w:t>若把流程迁移到真实研究，应先通过独立破坏性清点或高质量成像建立验证样本，再估计可见比例并检验层权重；还应随机化样方位置、增加树体数量、记录观察者身份，并使用适合重复测量的统计模型。当前案例只提供字段和逻辑骨架，不提供可直接采用的参数。</w:t>
-      </w:r>
-    </w:p>
-    <w:p>
-      <w:pPr>
         <w:pStyle w:val="AppleHeading2"/>
         <w:numPr>
           <w:ilvl w:val="1"/>
@@ -1595,23 +1451,7 @@
         <w:pStyle w:val="AppleBody"/>
       </w:pPr>
       <w:r>
-        <w:t>作为论文内容演示，本案例同时包含双语题名与摘要、关键词、分级标题、连续图表编号、顺序引文、完整参考文献、附录和致谢。主题与数字保持内部一致，使排版测试不必依赖无意义占位文本。图像带有中文标签和替代文本，表格带有模拟注记，有助于检验文档的无障碍与隐私声明。</w:t>
-      </w:r>
-    </w:p>
-    <w:p>
-      <w:pPr>
-        <w:pStyle w:val="AppleBody"/>
-      </w:pPr>
-      <w:r>
         <w:t>虚构开放教学规范提出，演示资料应同时标明来源性质、复算路径和禁止误用范围[6]。本文把模拟声明放在摘要、正文、表注和附录中，并避免使用真实人员、真实机构或真实果园名称。重复声明并非赘余，而是为了使被单独复制的图表或段落仍保留必要语境。</w:t>
-      </w:r>
-    </w:p>
-    <w:p>
-      <w:pPr>
-        <w:pStyle w:val="AppleBody"/>
-      </w:pPr>
-      <w:r>
-        <w:t>后续改进可以增加机器可读的原始记录文件、公式单元测试和自动图表编号，但不应为了展示技术而扩大无关范围。对内容本身而言，可增加不同树冠形态的对照模拟，检验固定三层结构何时失效；对呈现而言，可在生成文档后自动检查标题层级、图像尺寸、表格边框、交叉引用和分页位置。</w:t>
       </w:r>
     </w:p>
     <w:p>
@@ -1632,22 +1472,6 @@
       </w:pPr>
       <w:r>
         <w:t>第一，针对本案例设定的空间异质性，树冠上、中、下分层比整冠简单平均更能保持局部记录与代表范围的对应关系。第二，可见比例校正弥补了中层叶片重叠造成的模拟低估，使结果从4172片调整为4286片。第三，重复观测与参数扰动表明，单一整数必须与变异指标和适用边界共同报告。</w:t>
-      </w:r>
-    </w:p>
-    <w:p>
-      <w:pPr>
-        <w:pStyle w:val="AppleBody"/>
-      </w:pPr>
-      <w:r>
-        <w:t>第四，完整估算链条需要的不只是公式，还包括稳定编号、边界规则、中间表、图示、数据声明和复算附录。只报告最终总数无法判断误差来自抽样、识别还是外推。本文的结构化内容把这些要素集中到一个虚构主题中，可用于后续生成约十二至十五页的演示论文并验证格式处理流程。</w:t>
-      </w:r>
-    </w:p>
-    <w:p>
-      <w:pPr>
-        <w:pStyle w:val="AppleBody"/>
-      </w:pPr>
-      <w:r>
-        <w:t>综上，分层样方与遮挡校正构成了一个逻辑闭合的单株叶片估算演示方案，但所得数值没有现实农业证据效力。研究目的已经达到：建立可读、可算、可检查且明确标注为模拟的论文内容，为文档格式与语义完整性测试提供稳定材料。</w:t>
       </w:r>
     </w:p>
     <w:p>
@@ -1775,54 +1599,6 @@
     </w:p>
     <w:p>
       <w:pPr>
-        <w:pStyle w:val="AppleBody"/>
-      </w:pPr>
-      <w:r>
-        <w:t>数据使用限制：这些记录专门用于演示论文生成、格式审查和自动化测试。它们不对应真实树木或真实观测，不可与现实果园数据合并，不可用于产量、施肥、修剪、病虫害或其他农业决策。复制本附录时应保留本段及表格的模拟注记。</w:t>
-      </w:r>
-    </w:p>
-    <w:p>
-      <w:pPr>
-        <w:pStyle w:val="AppleBody"/>
-      </w:pPr>
-      <w:r>
-        <w:t>轮次复算时，应为每一轮分别完成六个样方的校正与分层汇总，不能先把不同轮次的原始计数混合平均。前一种顺序保留轮次差异，能够计算重复变异；后一种顺序会在进入误差评估前抹平变化。若生成文档展示公式，分子、分母、单位和取整位置应与本说明一致，并在结果旁保留“片”作为计数单位。</w:t>
-      </w:r>
-    </w:p>
-    <w:p>
-      <w:pPr>
-        <w:pStyle w:val="AppleBody"/>
-      </w:pPr>
-      <w:r>
-        <w:t>表格审查时，应确认标题中的编号与正文引用一致、表头能够独立说明字段、每行列数相同、模拟注记未被分页遗漏。图像审查时，应确认宽高比未被拉伸、中文标签可辨认、替代文本说明信息关系而不只是重复标题。上述检查服务于文档质量，不改变任何模拟数值。</w:t>
-      </w:r>
-    </w:p>
-    <w:p>
-      <w:pPr>
-        <w:pStyle w:val="AppleBody"/>
-      </w:pPr>
-      <w:r>
-        <w:t>引用审查采用顺序覆盖规则：正文第一次出现的编号依次从1到6，每个编号恰好对应参考文献表中的一条完整记录，参考文献表不保留未被正文引用的项目。由于六条资料均为虚构，读者不应尝试在外部数据库检索；其作用是检验引文标记、文后列表和交叉对应是否完整。</w:t>
-      </w:r>
-    </w:p>
-    <w:p>
-      <w:pPr>
-        <w:pStyle w:val="AppleBody"/>
-      </w:pPr>
-      <w:r>
-        <w:t>若后续渲染需要分页，可优先在章标题、图题、表题和附录标题前设置保持段落关系，而不通过插入大量空行控制版面。预计双语摘要、四章正文、两幅图、两张主表、参考文献、致谢和附录共同形成约十二至十五页内容；实际页数仍取决于模板字号、行距、页边距和图像缩放。</w:t>
-      </w:r>
-    </w:p>
-    <w:p>
-      <w:pPr>
-        <w:pStyle w:val="AppleBody"/>
-      </w:pPr>
-      <w:r>
-        <w:t>最终交付前还应进行一次端到端核对：题名中的研究对象应始终为单株苹果树，摘要中的4286片、4320片、-0.79%和3.1%应与表3-1及结论一致，图2-1应只说明抽样空间，图3-1应只说明计算流程，附录示例应使用表2-1中的0.25 m²与0.82。若任一数字被修改，与之关联的摘要、正文、表格和复算说明都必须同步更新，不能只修正最先发现的位置。完成核对后，应再次生成两幅图片并比较文件摘要，确认相同输入得到相同PNG字节；还应重新扫描全部引文编号，防止内容扩写意外引入未列出的引用。这样，内容一致性、图像确定性与参考文献完整性可在同一轮验收中得到确认。</w:t>
-      </w:r>
-    </w:p>
-    <w:p>
-      <w:pPr>
         <w:pStyle w:val="AppleTableCaption"/>
       </w:pPr>
       <w:r>
@@ -1897,10 +1673,13 @@
           <w:p>
             <w:pPr>
               <w:pStyle w:val="AppleTableBody"/>
-              <w:spacing w:line="220" w:lineRule="exact"/>
+              <w:spacing w:line="170" w:lineRule="exact" w:before="0" w:after="0"/>
             </w:pPr>
             <w:r/>
             <w:r>
+              <w:rPr>
+                <w:sz w:val="15"/>
+              </w:rPr>
               <w:t>字段</w:t>
             </w:r>
           </w:p>
@@ -1916,10 +1695,13 @@
           <w:p>
             <w:pPr>
               <w:pStyle w:val="AppleTableBody"/>
-              <w:spacing w:line="220" w:lineRule="exact"/>
+              <w:spacing w:line="170" w:lineRule="exact" w:before="0" w:after="0"/>
             </w:pPr>
             <w:r/>
             <w:r>
+              <w:rPr>
+                <w:sz w:val="15"/>
+              </w:rPr>
               <w:t>类型</w:t>
             </w:r>
           </w:p>
@@ -1935,10 +1717,13 @@
           <w:p>
             <w:pPr>
               <w:pStyle w:val="AppleTableBody"/>
-              <w:spacing w:line="220" w:lineRule="exact"/>
+              <w:spacing w:line="170" w:lineRule="exact" w:before="0" w:after="0"/>
             </w:pPr>
             <w:r/>
             <w:r>
+              <w:rPr>
+                <w:sz w:val="15"/>
+              </w:rPr>
               <w:t>示例</w:t>
             </w:r>
           </w:p>
@@ -1954,10 +1739,13 @@
           <w:p>
             <w:pPr>
               <w:pStyle w:val="AppleTableBody"/>
-              <w:spacing w:line="220" w:lineRule="exact"/>
+              <w:spacing w:line="170" w:lineRule="exact" w:before="0" w:after="0"/>
             </w:pPr>
             <w:r/>
             <w:r>
+              <w:rPr>
+                <w:sz w:val="15"/>
+              </w:rPr>
               <w:t>校验规则</w:t>
             </w:r>
           </w:p>
@@ -1974,10 +1762,13 @@
           <w:p>
             <w:pPr>
               <w:pStyle w:val="AppleTableBody"/>
-              <w:spacing w:line="220" w:lineRule="exact"/>
+              <w:spacing w:line="170" w:lineRule="exact" w:before="0" w:after="0"/>
             </w:pPr>
             <w:r/>
             <w:r>
+              <w:rPr>
+                <w:sz w:val="15"/>
+              </w:rPr>
               <w:t>树号</w:t>
             </w:r>
           </w:p>
@@ -1989,10 +1780,13 @@
           <w:p>
             <w:pPr>
               <w:pStyle w:val="AppleTableBody"/>
-              <w:spacing w:line="220" w:lineRule="exact"/>
+              <w:spacing w:line="170" w:lineRule="exact" w:before="0" w:after="0"/>
             </w:pPr>
             <w:r/>
             <w:r>
+              <w:rPr>
+                <w:sz w:val="15"/>
+              </w:rPr>
               <w:t>文本</w:t>
             </w:r>
           </w:p>
@@ -2004,10 +1798,13 @@
           <w:p>
             <w:pPr>
               <w:pStyle w:val="AppleTableBody"/>
-              <w:spacing w:line="220" w:lineRule="exact"/>
+              <w:spacing w:line="170" w:lineRule="exact" w:before="0" w:after="0"/>
             </w:pPr>
             <w:r/>
             <w:r>
+              <w:rPr>
+                <w:sz w:val="15"/>
+              </w:rPr>
               <w:t>AU-APPLE-SIM-01</w:t>
             </w:r>
           </w:p>
@@ -2019,10 +1816,13 @@
           <w:p>
             <w:pPr>
               <w:pStyle w:val="AppleTableBody"/>
-              <w:spacing w:line="220" w:lineRule="exact"/>
+              <w:spacing w:line="170" w:lineRule="exact" w:before="0" w:after="0"/>
             </w:pPr>
             <w:r/>
             <w:r>
+              <w:rPr>
+                <w:sz w:val="15"/>
+              </w:rPr>
               <w:t>固定虚构标识</w:t>
             </w:r>
           </w:p>
@@ -2039,10 +1839,13 @@
           <w:p>
             <w:pPr>
               <w:pStyle w:val="AppleTableBody"/>
-              <w:spacing w:line="220" w:lineRule="exact"/>
+              <w:spacing w:line="170" w:lineRule="exact" w:before="0" w:after="0"/>
             </w:pPr>
             <w:r/>
             <w:r>
+              <w:rPr>
+                <w:sz w:val="15"/>
+              </w:rPr>
               <w:t>层别</w:t>
             </w:r>
           </w:p>
@@ -2054,10 +1857,13 @@
           <w:p>
             <w:pPr>
               <w:pStyle w:val="AppleTableBody"/>
-              <w:spacing w:line="220" w:lineRule="exact"/>
+              <w:spacing w:line="170" w:lineRule="exact" w:before="0" w:after="0"/>
             </w:pPr>
             <w:r/>
             <w:r>
+              <w:rPr>
+                <w:sz w:val="15"/>
+              </w:rPr>
               <w:t>枚举</w:t>
             </w:r>
           </w:p>
@@ -2069,10 +1875,13 @@
           <w:p>
             <w:pPr>
               <w:pStyle w:val="AppleTableBody"/>
-              <w:spacing w:line="220" w:lineRule="exact"/>
+              <w:spacing w:line="170" w:lineRule="exact" w:before="0" w:after="0"/>
             </w:pPr>
             <w:r/>
             <w:r>
+              <w:rPr>
+                <w:sz w:val="15"/>
+              </w:rPr>
               <w:t>中层</w:t>
             </w:r>
           </w:p>
@@ -2084,10 +1893,13 @@
           <w:p>
             <w:pPr>
               <w:pStyle w:val="AppleTableBody"/>
-              <w:spacing w:line="220" w:lineRule="exact"/>
+              <w:spacing w:line="170" w:lineRule="exact" w:before="0" w:after="0"/>
             </w:pPr>
             <w:r/>
             <w:r>
+              <w:rPr>
+                <w:sz w:val="15"/>
+              </w:rPr>
               <w:t>上层/中层/下层</w:t>
             </w:r>
           </w:p>
@@ -2104,10 +1916,13 @@
           <w:p>
             <w:pPr>
               <w:pStyle w:val="AppleTableBody"/>
-              <w:spacing w:line="220" w:lineRule="exact"/>
+              <w:spacing w:line="170" w:lineRule="exact" w:before="0" w:after="0"/>
             </w:pPr>
             <w:r/>
             <w:r>
+              <w:rPr>
+                <w:sz w:val="15"/>
+              </w:rPr>
               <w:t>轮次</w:t>
             </w:r>
           </w:p>
@@ -2119,10 +1934,13 @@
           <w:p>
             <w:pPr>
               <w:pStyle w:val="AppleTableBody"/>
-              <w:spacing w:line="220" w:lineRule="exact"/>
+              <w:spacing w:line="170" w:lineRule="exact" w:before="0" w:after="0"/>
             </w:pPr>
             <w:r/>
             <w:r>
+              <w:rPr>
+                <w:sz w:val="15"/>
+              </w:rPr>
               <w:t>枚举</w:t>
             </w:r>
           </w:p>
@@ -2134,10 +1952,13 @@
           <w:p>
             <w:pPr>
               <w:pStyle w:val="AppleTableBody"/>
-              <w:spacing w:line="220" w:lineRule="exact"/>
+              <w:spacing w:line="170" w:lineRule="exact" w:before="0" w:after="0"/>
             </w:pPr>
             <w:r/>
             <w:r>
+              <w:rPr>
+                <w:sz w:val="15"/>
+              </w:rPr>
               <w:t>R2</w:t>
             </w:r>
           </w:p>
@@ -2149,10 +1970,13 @@
           <w:p>
             <w:pPr>
               <w:pStyle w:val="AppleTableBody"/>
-              <w:spacing w:line="220" w:lineRule="exact"/>
+              <w:spacing w:line="170" w:lineRule="exact" w:before="0" w:after="0"/>
             </w:pPr>
             <w:r/>
             <w:r>
+              <w:rPr>
+                <w:sz w:val="15"/>
+              </w:rPr>
               <w:t>R1/R2/R3</w:t>
             </w:r>
           </w:p>
@@ -2169,10 +1993,13 @@
           <w:p>
             <w:pPr>
               <w:pStyle w:val="AppleTableBody"/>
-              <w:spacing w:line="220" w:lineRule="exact"/>
+              <w:spacing w:line="170" w:lineRule="exact" w:before="0" w:after="0"/>
             </w:pPr>
             <w:r/>
             <w:r>
+              <w:rPr>
+                <w:sz w:val="15"/>
+              </w:rPr>
               <w:t>可见比例</w:t>
             </w:r>
           </w:p>
@@ -2184,10 +2011,13 @@
           <w:p>
             <w:pPr>
               <w:pStyle w:val="AppleTableBody"/>
-              <w:spacing w:line="220" w:lineRule="exact"/>
+              <w:spacing w:line="170" w:lineRule="exact" w:before="0" w:after="0"/>
             </w:pPr>
             <w:r/>
             <w:r>
+              <w:rPr>
+                <w:sz w:val="15"/>
+              </w:rPr>
               <w:t>小数</w:t>
             </w:r>
           </w:p>
@@ -2199,10 +2029,13 @@
           <w:p>
             <w:pPr>
               <w:pStyle w:val="AppleTableBody"/>
-              <w:spacing w:line="220" w:lineRule="exact"/>
+              <w:spacing w:line="170" w:lineRule="exact" w:before="0" w:after="0"/>
             </w:pPr>
             <w:r/>
             <w:r>
+              <w:rPr>
+                <w:sz w:val="15"/>
+              </w:rPr>
               <w:t>0.82</w:t>
             </w:r>
           </w:p>
@@ -2214,10 +2047,13 @@
           <w:p>
             <w:pPr>
               <w:pStyle w:val="AppleTableBody"/>
-              <w:spacing w:line="220" w:lineRule="exact"/>
+              <w:spacing w:line="170" w:lineRule="exact" w:before="0" w:after="0"/>
             </w:pPr>
             <w:r/>
             <w:r>
+              <w:rPr>
+                <w:sz w:val="15"/>
+              </w:rPr>
               <w:t>大于0且不大于1</w:t>
             </w:r>
           </w:p>
@@ -2234,10 +2070,13 @@
           <w:p>
             <w:pPr>
               <w:pStyle w:val="AppleTableBody"/>
-              <w:spacing w:line="220" w:lineRule="exact"/>
+              <w:spacing w:line="170" w:lineRule="exact" w:before="0" w:after="0"/>
             </w:pPr>
             <w:r/>
             <w:r>
+              <w:rPr>
+                <w:sz w:val="15"/>
+              </w:rPr>
               <w:t>基础计数</w:t>
             </w:r>
           </w:p>
@@ -2249,10 +2088,13 @@
           <w:p>
             <w:pPr>
               <w:pStyle w:val="AppleTableBody"/>
-              <w:spacing w:line="220" w:lineRule="exact"/>
+              <w:spacing w:line="170" w:lineRule="exact" w:before="0" w:after="0"/>
             </w:pPr>
             <w:r/>
             <w:r>
+              <w:rPr>
+                <w:sz w:val="15"/>
+              </w:rPr>
               <w:t>整数</w:t>
             </w:r>
           </w:p>
@@ -2264,10 +2106,13 @@
           <w:p>
             <w:pPr>
               <w:pStyle w:val="AppleTableBody"/>
-              <w:spacing w:line="220" w:lineRule="exact"/>
+              <w:spacing w:line="170" w:lineRule="exact" w:before="0" w:after="0"/>
             </w:pPr>
             <w:r/>
             <w:r>
+              <w:rPr>
+                <w:sz w:val="15"/>
+              </w:rPr>
               <w:t>94</w:t>
             </w:r>
           </w:p>
@@ -2279,10 +2124,13 @@
           <w:p>
             <w:pPr>
               <w:pStyle w:val="AppleTableBody"/>
-              <w:spacing w:line="220" w:lineRule="exact"/>
+              <w:spacing w:line="170" w:lineRule="exact" w:before="0" w:after="0"/>
             </w:pPr>
             <w:r/>
             <w:r>
+              <w:rPr>
+                <w:sz w:val="15"/>
+              </w:rPr>
               <w:t>非负且等于子区和</w:t>
             </w:r>
           </w:p>
@@ -2379,10 +2227,13 @@
           <w:p>
             <w:pPr>
               <w:pStyle w:val="AppleTableBody"/>
-              <w:spacing w:line="220" w:lineRule="exact"/>
+              <w:spacing w:line="170" w:lineRule="exact" w:before="0" w:after="0"/>
             </w:pPr>
             <w:r/>
             <w:r>
+              <w:rPr>
+                <w:sz w:val="15"/>
+              </w:rPr>
               <w:t>轮次</w:t>
             </w:r>
           </w:p>
@@ -2398,10 +2249,13 @@
           <w:p>
             <w:pPr>
               <w:pStyle w:val="AppleTableBody"/>
-              <w:spacing w:line="220" w:lineRule="exact"/>
+              <w:spacing w:line="170" w:lineRule="exact" w:before="0" w:after="0"/>
             </w:pPr>
             <w:r/>
             <w:r>
+              <w:rPr>
+                <w:sz w:val="15"/>
+              </w:rPr>
               <w:t>样方</w:t>
             </w:r>
           </w:p>
@@ -2417,10 +2271,13 @@
           <w:p>
             <w:pPr>
               <w:pStyle w:val="AppleTableBody"/>
-              <w:spacing w:line="220" w:lineRule="exact"/>
+              <w:spacing w:line="170" w:lineRule="exact" w:before="0" w:after="0"/>
             </w:pPr>
             <w:r/>
             <w:r>
+              <w:rPr>
+                <w:sz w:val="15"/>
+              </w:rPr>
               <w:t>层别</w:t>
             </w:r>
           </w:p>
@@ -2436,10 +2293,13 @@
           <w:p>
             <w:pPr>
               <w:pStyle w:val="AppleTableBody"/>
-              <w:spacing w:line="220" w:lineRule="exact"/>
+              <w:spacing w:line="170" w:lineRule="exact" w:before="0" w:after="0"/>
             </w:pPr>
             <w:r/>
             <w:r>
+              <w:rPr>
+                <w:sz w:val="15"/>
+              </w:rPr>
               <w:t>方位</w:t>
             </w:r>
           </w:p>
@@ -2455,10 +2315,13 @@
           <w:p>
             <w:pPr>
               <w:pStyle w:val="AppleTableBody"/>
-              <w:spacing w:line="220" w:lineRule="exact"/>
+              <w:spacing w:line="170" w:lineRule="exact" w:before="0" w:after="0"/>
             </w:pPr>
             <w:r/>
             <w:r>
+              <w:rPr>
+                <w:sz w:val="15"/>
+              </w:rPr>
               <w:t>子区1</w:t>
             </w:r>
           </w:p>
@@ -2474,10 +2337,13 @@
           <w:p>
             <w:pPr>
               <w:pStyle w:val="AppleTableBody"/>
-              <w:spacing w:line="220" w:lineRule="exact"/>
+              <w:spacing w:line="170" w:lineRule="exact" w:before="0" w:after="0"/>
             </w:pPr>
             <w:r/>
             <w:r>
+              <w:rPr>
+                <w:sz w:val="15"/>
+              </w:rPr>
               <w:t>子区2</w:t>
             </w:r>
           </w:p>
@@ -2493,10 +2359,13 @@
           <w:p>
             <w:pPr>
               <w:pStyle w:val="AppleTableBody"/>
-              <w:spacing w:line="220" w:lineRule="exact"/>
+              <w:spacing w:line="170" w:lineRule="exact" w:before="0" w:after="0"/>
             </w:pPr>
             <w:r/>
             <w:r>
+              <w:rPr>
+                <w:sz w:val="15"/>
+              </w:rPr>
               <w:t>子区3</w:t>
             </w:r>
           </w:p>
@@ -2512,10 +2381,13 @@
           <w:p>
             <w:pPr>
               <w:pStyle w:val="AppleTableBody"/>
-              <w:spacing w:line="220" w:lineRule="exact"/>
+              <w:spacing w:line="170" w:lineRule="exact" w:before="0" w:after="0"/>
             </w:pPr>
             <w:r/>
             <w:r>
+              <w:rPr>
+                <w:sz w:val="15"/>
+              </w:rPr>
               <w:t>子区4</w:t>
             </w:r>
           </w:p>
@@ -2531,10 +2403,13 @@
           <w:p>
             <w:pPr>
               <w:pStyle w:val="AppleTableBody"/>
-              <w:spacing w:line="220" w:lineRule="exact"/>
+              <w:spacing w:line="170" w:lineRule="exact" w:before="0" w:after="0"/>
             </w:pPr>
             <w:r/>
             <w:r>
+              <w:rPr>
+                <w:sz w:val="15"/>
+              </w:rPr>
               <w:t>基础计数</w:t>
             </w:r>
           </w:p>
@@ -2550,10 +2425,13 @@
           <w:p>
             <w:pPr>
               <w:pStyle w:val="AppleTableBody"/>
-              <w:spacing w:line="220" w:lineRule="exact"/>
+              <w:spacing w:line="170" w:lineRule="exact" w:before="0" w:after="0"/>
             </w:pPr>
             <w:r/>
             <w:r>
+              <w:rPr>
+                <w:sz w:val="15"/>
+              </w:rPr>
               <w:t>遮挡线索数</w:t>
             </w:r>
           </w:p>
@@ -2570,10 +2448,13 @@
           <w:p>
             <w:pPr>
               <w:pStyle w:val="AppleTableBody"/>
-              <w:spacing w:line="220" w:lineRule="exact"/>
+              <w:spacing w:line="170" w:lineRule="exact" w:before="0" w:after="0"/>
             </w:pPr>
             <w:r/>
             <w:r>
+              <w:rPr>
+                <w:sz w:val="15"/>
+              </w:rPr>
               <w:t>R1</w:t>
             </w:r>
           </w:p>
@@ -2585,10 +2466,13 @@
           <w:p>
             <w:pPr>
               <w:pStyle w:val="AppleTableBody"/>
-              <w:spacing w:line="220" w:lineRule="exact"/>
+              <w:spacing w:line="170" w:lineRule="exact" w:before="0" w:after="0"/>
             </w:pPr>
             <w:r/>
             <w:r>
+              <w:rPr>
+                <w:sz w:val="15"/>
+              </w:rPr>
               <w:t>U-NE</w:t>
             </w:r>
           </w:p>
@@ -2600,10 +2484,13 @@
           <w:p>
             <w:pPr>
               <w:pStyle w:val="AppleTableBody"/>
-              <w:spacing w:line="220" w:lineRule="exact"/>
+              <w:spacing w:line="170" w:lineRule="exact" w:before="0" w:after="0"/>
             </w:pPr>
             <w:r/>
             <w:r>
+              <w:rPr>
+                <w:sz w:val="15"/>
+              </w:rPr>
               <w:t>上层</w:t>
             </w:r>
           </w:p>
@@ -2615,10 +2502,13 @@
           <w:p>
             <w:pPr>
               <w:pStyle w:val="AppleTableBody"/>
-              <w:spacing w:line="220" w:lineRule="exact"/>
+              <w:spacing w:line="170" w:lineRule="exact" w:before="0" w:after="0"/>
             </w:pPr>
             <w:r/>
             <w:r>
+              <w:rPr>
+                <w:sz w:val="15"/>
+              </w:rPr>
               <w:t>东北</w:t>
             </w:r>
           </w:p>
@@ -2630,10 +2520,13 @@
           <w:p>
             <w:pPr>
               <w:pStyle w:val="AppleTableBody"/>
-              <w:spacing w:line="220" w:lineRule="exact"/>
+              <w:spacing w:line="170" w:lineRule="exact" w:before="0" w:after="0"/>
             </w:pPr>
             <w:r/>
             <w:r>
+              <w:rPr>
+                <w:sz w:val="15"/>
+              </w:rPr>
               <w:t>15</w:t>
             </w:r>
           </w:p>
@@ -2645,10 +2538,13 @@
           <w:p>
             <w:pPr>
               <w:pStyle w:val="AppleTableBody"/>
-              <w:spacing w:line="220" w:lineRule="exact"/>
+              <w:spacing w:line="170" w:lineRule="exact" w:before="0" w:after="0"/>
             </w:pPr>
             <w:r/>
             <w:r>
+              <w:rPr>
+                <w:sz w:val="15"/>
+              </w:rPr>
               <w:t>16</w:t>
             </w:r>
           </w:p>
@@ -2660,10 +2556,13 @@
           <w:p>
             <w:pPr>
               <w:pStyle w:val="AppleTableBody"/>
-              <w:spacing w:line="220" w:lineRule="exact"/>
+              <w:spacing w:line="170" w:lineRule="exact" w:before="0" w:after="0"/>
             </w:pPr>
             <w:r/>
             <w:r>
+              <w:rPr>
+                <w:sz w:val="15"/>
+              </w:rPr>
               <w:t>14</w:t>
             </w:r>
           </w:p>
@@ -2675,10 +2574,13 @@
           <w:p>
             <w:pPr>
               <w:pStyle w:val="AppleTableBody"/>
-              <w:spacing w:line="220" w:lineRule="exact"/>
+              <w:spacing w:line="170" w:lineRule="exact" w:before="0" w:after="0"/>
             </w:pPr>
             <w:r/>
             <w:r>
+              <w:rPr>
+                <w:sz w:val="15"/>
+              </w:rPr>
               <w:t>15</w:t>
             </w:r>
           </w:p>
@@ -2690,10 +2592,13 @@
           <w:p>
             <w:pPr>
               <w:pStyle w:val="AppleTableBody"/>
-              <w:spacing w:line="220" w:lineRule="exact"/>
+              <w:spacing w:line="170" w:lineRule="exact" w:before="0" w:after="0"/>
             </w:pPr>
             <w:r/>
             <w:r>
+              <w:rPr>
+                <w:sz w:val="15"/>
+              </w:rPr>
               <w:t>60</w:t>
             </w:r>
           </w:p>
@@ -2705,10 +2610,13 @@
           <w:p>
             <w:pPr>
               <w:pStyle w:val="AppleTableBody"/>
-              <w:spacing w:line="220" w:lineRule="exact"/>
+              <w:spacing w:line="170" w:lineRule="exact" w:before="0" w:after="0"/>
             </w:pPr>
             <w:r/>
             <w:r>
+              <w:rPr>
+                <w:sz w:val="15"/>
+              </w:rPr>
               <w:t>15</w:t>
             </w:r>
           </w:p>
@@ -2725,10 +2633,13 @@
           <w:p>
             <w:pPr>
               <w:pStyle w:val="AppleTableBody"/>
-              <w:spacing w:line="220" w:lineRule="exact"/>
+              <w:spacing w:line="170" w:lineRule="exact" w:before="0" w:after="0"/>
             </w:pPr>
             <w:r/>
             <w:r>
+              <w:rPr>
+                <w:sz w:val="15"/>
+              </w:rPr>
               <w:t>R1</w:t>
             </w:r>
           </w:p>
@@ -2740,10 +2651,13 @@
           <w:p>
             <w:pPr>
               <w:pStyle w:val="AppleTableBody"/>
-              <w:spacing w:line="220" w:lineRule="exact"/>
+              <w:spacing w:line="170" w:lineRule="exact" w:before="0" w:after="0"/>
             </w:pPr>
             <w:r/>
             <w:r>
+              <w:rPr>
+                <w:sz w:val="15"/>
+              </w:rPr>
               <w:t>U-NW</w:t>
             </w:r>
           </w:p>
@@ -2755,10 +2669,13 @@
           <w:p>
             <w:pPr>
               <w:pStyle w:val="AppleTableBody"/>
-              <w:spacing w:line="220" w:lineRule="exact"/>
+              <w:spacing w:line="170" w:lineRule="exact" w:before="0" w:after="0"/>
             </w:pPr>
             <w:r/>
             <w:r>
+              <w:rPr>
+                <w:sz w:val="15"/>
+              </w:rPr>
               <w:t>上层</w:t>
             </w:r>
           </w:p>
@@ -2770,10 +2687,13 @@
           <w:p>
             <w:pPr>
               <w:pStyle w:val="AppleTableBody"/>
-              <w:spacing w:line="220" w:lineRule="exact"/>
+              <w:spacing w:line="170" w:lineRule="exact" w:before="0" w:after="0"/>
             </w:pPr>
             <w:r/>
             <w:r>
+              <w:rPr>
+                <w:sz w:val="15"/>
+              </w:rPr>
               <w:t>西北</w:t>
             </w:r>
           </w:p>
@@ -2785,10 +2705,13 @@
           <w:p>
             <w:pPr>
               <w:pStyle w:val="AppleTableBody"/>
-              <w:spacing w:line="220" w:lineRule="exact"/>
+              <w:spacing w:line="170" w:lineRule="exact" w:before="0" w:after="0"/>
             </w:pPr>
             <w:r/>
             <w:r>
+              <w:rPr>
+                <w:sz w:val="15"/>
+              </w:rPr>
               <w:t>16</w:t>
             </w:r>
           </w:p>
@@ -2800,10 +2723,13 @@
           <w:p>
             <w:pPr>
               <w:pStyle w:val="AppleTableBody"/>
-              <w:spacing w:line="220" w:lineRule="exact"/>
+              <w:spacing w:line="170" w:lineRule="exact" w:before="0" w:after="0"/>
             </w:pPr>
             <w:r/>
             <w:r>
+              <w:rPr>
+                <w:sz w:val="15"/>
+              </w:rPr>
               <w:t>17</w:t>
             </w:r>
           </w:p>
@@ -2815,10 +2741,13 @@
           <w:p>
             <w:pPr>
               <w:pStyle w:val="AppleTableBody"/>
-              <w:spacing w:line="220" w:lineRule="exact"/>
+              <w:spacing w:line="170" w:lineRule="exact" w:before="0" w:after="0"/>
             </w:pPr>
             <w:r/>
             <w:r>
+              <w:rPr>
+                <w:sz w:val="15"/>
+              </w:rPr>
               <w:t>15</w:t>
             </w:r>
           </w:p>
@@ -2830,10 +2759,13 @@
           <w:p>
             <w:pPr>
               <w:pStyle w:val="AppleTableBody"/>
-              <w:spacing w:line="220" w:lineRule="exact"/>
+              <w:spacing w:line="170" w:lineRule="exact" w:before="0" w:after="0"/>
             </w:pPr>
             <w:r/>
             <w:r>
+              <w:rPr>
+                <w:sz w:val="15"/>
+              </w:rPr>
               <w:t>16</w:t>
             </w:r>
           </w:p>
@@ -2845,10 +2777,13 @@
           <w:p>
             <w:pPr>
               <w:pStyle w:val="AppleTableBody"/>
-              <w:spacing w:line="220" w:lineRule="exact"/>
+              <w:spacing w:line="170" w:lineRule="exact" w:before="0" w:after="0"/>
             </w:pPr>
             <w:r/>
             <w:r>
+              <w:rPr>
+                <w:sz w:val="15"/>
+              </w:rPr>
               <w:t>64</w:t>
             </w:r>
           </w:p>
@@ -2860,10 +2795,13 @@
           <w:p>
             <w:pPr>
               <w:pStyle w:val="AppleTableBody"/>
-              <w:spacing w:line="220" w:lineRule="exact"/>
+              <w:spacing w:line="170" w:lineRule="exact" w:before="0" w:after="0"/>
             </w:pPr>
             <w:r/>
             <w:r>
+              <w:rPr>
+                <w:sz w:val="15"/>
+              </w:rPr>
               <w:t>16</w:t>
             </w:r>
           </w:p>
@@ -2880,10 +2818,13 @@
           <w:p>
             <w:pPr>
               <w:pStyle w:val="AppleTableBody"/>
-              <w:spacing w:line="220" w:lineRule="exact"/>
+              <w:spacing w:line="170" w:lineRule="exact" w:before="0" w:after="0"/>
             </w:pPr>
             <w:r/>
             <w:r>
+              <w:rPr>
+                <w:sz w:val="15"/>
+              </w:rPr>
               <w:t>R1</w:t>
             </w:r>
           </w:p>
@@ -2895,10 +2836,13 @@
           <w:p>
             <w:pPr>
               <w:pStyle w:val="AppleTableBody"/>
-              <w:spacing w:line="220" w:lineRule="exact"/>
+              <w:spacing w:line="170" w:lineRule="exact" w:before="0" w:after="0"/>
             </w:pPr>
             <w:r/>
             <w:r>
+              <w:rPr>
+                <w:sz w:val="15"/>
+              </w:rPr>
               <w:t>M-E</w:t>
             </w:r>
           </w:p>
@@ -2910,10 +2854,13 @@
           <w:p>
             <w:pPr>
               <w:pStyle w:val="AppleTableBody"/>
-              <w:spacing w:line="220" w:lineRule="exact"/>
+              <w:spacing w:line="170" w:lineRule="exact" w:before="0" w:after="0"/>
             </w:pPr>
             <w:r/>
             <w:r>
+              <w:rPr>
+                <w:sz w:val="15"/>
+              </w:rPr>
               <w:t>中层</w:t>
             </w:r>
           </w:p>
@@ -2925,10 +2872,13 @@
           <w:p>
             <w:pPr>
               <w:pStyle w:val="AppleTableBody"/>
-              <w:spacing w:line="220" w:lineRule="exact"/>
+              <w:spacing w:line="170" w:lineRule="exact" w:before="0" w:after="0"/>
             </w:pPr>
             <w:r/>
             <w:r>
+              <w:rPr>
+                <w:sz w:val="15"/>
+              </w:rPr>
               <w:t>东</w:t>
             </w:r>
           </w:p>
@@ -2940,10 +2890,13 @@
           <w:p>
             <w:pPr>
               <w:pStyle w:val="AppleTableBody"/>
-              <w:spacing w:line="220" w:lineRule="exact"/>
+              <w:spacing w:line="170" w:lineRule="exact" w:before="0" w:after="0"/>
             </w:pPr>
             <w:r/>
             <w:r>
+              <w:rPr>
+                <w:sz w:val="15"/>
+              </w:rPr>
               <w:t>26</w:t>
             </w:r>
           </w:p>
@@ -2955,10 +2908,13 @@
           <w:p>
             <w:pPr>
               <w:pStyle w:val="AppleTableBody"/>
-              <w:spacing w:line="220" w:lineRule="exact"/>
+              <w:spacing w:line="170" w:lineRule="exact" w:before="0" w:after="0"/>
             </w:pPr>
             <w:r/>
             <w:r>
+              <w:rPr>
+                <w:sz w:val="15"/>
+              </w:rPr>
               <w:t>27</w:t>
             </w:r>
           </w:p>
@@ -2970,10 +2926,13 @@
           <w:p>
             <w:pPr>
               <w:pStyle w:val="AppleTableBody"/>
-              <w:spacing w:line="220" w:lineRule="exact"/>
+              <w:spacing w:line="170" w:lineRule="exact" w:before="0" w:after="0"/>
             </w:pPr>
             <w:r/>
             <w:r>
+              <w:rPr>
+                <w:sz w:val="15"/>
+              </w:rPr>
               <w:t>25</w:t>
             </w:r>
           </w:p>
@@ -2985,10 +2944,13 @@
           <w:p>
             <w:pPr>
               <w:pStyle w:val="AppleTableBody"/>
-              <w:spacing w:line="220" w:lineRule="exact"/>
+              <w:spacing w:line="170" w:lineRule="exact" w:before="0" w:after="0"/>
             </w:pPr>
             <w:r/>
             <w:r>
+              <w:rPr>
+                <w:sz w:val="15"/>
+              </w:rPr>
               <w:t>26</w:t>
             </w:r>
           </w:p>
@@ -3000,10 +2962,13 @@
           <w:p>
             <w:pPr>
               <w:pStyle w:val="AppleTableBody"/>
-              <w:spacing w:line="220" w:lineRule="exact"/>
+              <w:spacing w:line="170" w:lineRule="exact" w:before="0" w:after="0"/>
             </w:pPr>
             <w:r/>
             <w:r>
+              <w:rPr>
+                <w:sz w:val="15"/>
+              </w:rPr>
               <w:t>104</w:t>
             </w:r>
           </w:p>
@@ -3015,10 +2980,13 @@
           <w:p>
             <w:pPr>
               <w:pStyle w:val="AppleTableBody"/>
-              <w:spacing w:line="220" w:lineRule="exact"/>
+              <w:spacing w:line="170" w:lineRule="exact" w:before="0" w:after="0"/>
             </w:pPr>
             <w:r/>
             <w:r>
+              <w:rPr>
+                <w:sz w:val="15"/>
+              </w:rPr>
               <w:t>16</w:t>
             </w:r>
           </w:p>
@@ -3035,10 +3003,13 @@
           <w:p>
             <w:pPr>
               <w:pStyle w:val="AppleTableBody"/>
-              <w:spacing w:line="220" w:lineRule="exact"/>
+              <w:spacing w:line="170" w:lineRule="exact" w:before="0" w:after="0"/>
             </w:pPr>
             <w:r/>
             <w:r>
+              <w:rPr>
+                <w:sz w:val="15"/>
+              </w:rPr>
               <w:t>R1</w:t>
             </w:r>
           </w:p>
@@ -3050,10 +3021,13 @@
           <w:p>
             <w:pPr>
               <w:pStyle w:val="AppleTableBody"/>
-              <w:spacing w:line="220" w:lineRule="exact"/>
+              <w:spacing w:line="170" w:lineRule="exact" w:before="0" w:after="0"/>
             </w:pPr>
             <w:r/>
             <w:r>
+              <w:rPr>
+                <w:sz w:val="15"/>
+              </w:rPr>
               <w:t>M-W</w:t>
             </w:r>
           </w:p>
@@ -3065,10 +3039,13 @@
           <w:p>
             <w:pPr>
               <w:pStyle w:val="AppleTableBody"/>
-              <w:spacing w:line="220" w:lineRule="exact"/>
+              <w:spacing w:line="170" w:lineRule="exact" w:before="0" w:after="0"/>
             </w:pPr>
             <w:r/>
             <w:r>
+              <w:rPr>
+                <w:sz w:val="15"/>
+              </w:rPr>
               <w:t>中层</w:t>
             </w:r>
           </w:p>
@@ -3080,10 +3057,13 @@
           <w:p>
             <w:pPr>
               <w:pStyle w:val="AppleTableBody"/>
-              <w:spacing w:line="220" w:lineRule="exact"/>
+              <w:spacing w:line="170" w:lineRule="exact" w:before="0" w:after="0"/>
             </w:pPr>
             <w:r/>
             <w:r>
+              <w:rPr>
+                <w:sz w:val="15"/>
+              </w:rPr>
               <w:t>西</w:t>
             </w:r>
           </w:p>
@@ -3095,10 +3075,13 @@
           <w:p>
             <w:pPr>
               <w:pStyle w:val="AppleTableBody"/>
-              <w:spacing w:line="220" w:lineRule="exact"/>
+              <w:spacing w:line="170" w:lineRule="exact" w:before="0" w:after="0"/>
             </w:pPr>
             <w:r/>
             <w:r>
+              <w:rPr>
+                <w:sz w:val="15"/>
+              </w:rPr>
               <w:t>28</w:t>
             </w:r>
           </w:p>
@@ -3110,10 +3093,13 @@
           <w:p>
             <w:pPr>
               <w:pStyle w:val="AppleTableBody"/>
-              <w:spacing w:line="220" w:lineRule="exact"/>
+              <w:spacing w:line="170" w:lineRule="exact" w:before="0" w:after="0"/>
             </w:pPr>
             <w:r/>
             <w:r>
+              <w:rPr>
+                <w:sz w:val="15"/>
+              </w:rPr>
               <w:t>27</w:t>
             </w:r>
           </w:p>
@@ -3125,10 +3111,13 @@
           <w:p>
             <w:pPr>
               <w:pStyle w:val="AppleTableBody"/>
-              <w:spacing w:line="220" w:lineRule="exact"/>
+              <w:spacing w:line="170" w:lineRule="exact" w:before="0" w:after="0"/>
             </w:pPr>
             <w:r/>
             <w:r>
+              <w:rPr>
+                <w:sz w:val="15"/>
+              </w:rPr>
               <w:t>28</w:t>
             </w:r>
           </w:p>
@@ -3140,10 +3129,13 @@
           <w:p>
             <w:pPr>
               <w:pStyle w:val="AppleTableBody"/>
-              <w:spacing w:line="220" w:lineRule="exact"/>
+              <w:spacing w:line="170" w:lineRule="exact" w:before="0" w:after="0"/>
             </w:pPr>
             <w:r/>
             <w:r>
+              <w:rPr>
+                <w:sz w:val="15"/>
+              </w:rPr>
               <w:t>27</w:t>
             </w:r>
           </w:p>
@@ -3155,10 +3147,13 @@
           <w:p>
             <w:pPr>
               <w:pStyle w:val="AppleTableBody"/>
-              <w:spacing w:line="220" w:lineRule="exact"/>
+              <w:spacing w:line="170" w:lineRule="exact" w:before="0" w:after="0"/>
             </w:pPr>
             <w:r/>
             <w:r>
+              <w:rPr>
+                <w:sz w:val="15"/>
+              </w:rPr>
               <w:t>110</w:t>
             </w:r>
           </w:p>
@@ -3170,10 +3165,13 @@
           <w:p>
             <w:pPr>
               <w:pStyle w:val="AppleTableBody"/>
-              <w:spacing w:line="220" w:lineRule="exact"/>
+              <w:spacing w:line="170" w:lineRule="exact" w:before="0" w:after="0"/>
             </w:pPr>
             <w:r/>
             <w:r>
+              <w:rPr>
+                <w:sz w:val="15"/>
+              </w:rPr>
               <w:t>17</w:t>
             </w:r>
           </w:p>
@@ -3190,10 +3188,13 @@
           <w:p>
             <w:pPr>
               <w:pStyle w:val="AppleTableBody"/>
-              <w:spacing w:line="220" w:lineRule="exact"/>
+              <w:spacing w:line="170" w:lineRule="exact" w:before="0" w:after="0"/>
             </w:pPr>
             <w:r/>
             <w:r>
+              <w:rPr>
+                <w:sz w:val="15"/>
+              </w:rPr>
               <w:t>R1</w:t>
             </w:r>
           </w:p>
@@ -3205,10 +3206,13 @@
           <w:p>
             <w:pPr>
               <w:pStyle w:val="AppleTableBody"/>
-              <w:spacing w:line="220" w:lineRule="exact"/>
+              <w:spacing w:line="170" w:lineRule="exact" w:before="0" w:after="0"/>
             </w:pPr>
             <w:r/>
             <w:r>
+              <w:rPr>
+                <w:sz w:val="15"/>
+              </w:rPr>
               <w:t>L-SE</w:t>
             </w:r>
           </w:p>
@@ -3220,10 +3224,13 @@
           <w:p>
             <w:pPr>
               <w:pStyle w:val="AppleTableBody"/>
-              <w:spacing w:line="220" w:lineRule="exact"/>
+              <w:spacing w:line="170" w:lineRule="exact" w:before="0" w:after="0"/>
             </w:pPr>
             <w:r/>
             <w:r>
+              <w:rPr>
+                <w:sz w:val="15"/>
+              </w:rPr>
               <w:t>下层</w:t>
             </w:r>
           </w:p>
@@ -3235,10 +3242,13 @@
           <w:p>
             <w:pPr>
               <w:pStyle w:val="AppleTableBody"/>
-              <w:spacing w:line="220" w:lineRule="exact"/>
+              <w:spacing w:line="170" w:lineRule="exact" w:before="0" w:after="0"/>
             </w:pPr>
             <w:r/>
             <w:r>
+              <w:rPr>
+                <w:sz w:val="15"/>
+              </w:rPr>
               <w:t>东南</w:t>
             </w:r>
           </w:p>
@@ -3250,10 +3260,13 @@
           <w:p>
             <w:pPr>
               <w:pStyle w:val="AppleTableBody"/>
-              <w:spacing w:line="220" w:lineRule="exact"/>
+              <w:spacing w:line="170" w:lineRule="exact" w:before="0" w:after="0"/>
             </w:pPr>
             <w:r/>
             <w:r>
+              <w:rPr>
+                <w:sz w:val="15"/>
+              </w:rPr>
               <w:t>22</w:t>
             </w:r>
           </w:p>
@@ -3265,10 +3278,13 @@
           <w:p>
             <w:pPr>
               <w:pStyle w:val="AppleTableBody"/>
-              <w:spacing w:line="220" w:lineRule="exact"/>
+              <w:spacing w:line="170" w:lineRule="exact" w:before="0" w:after="0"/>
             </w:pPr>
             <w:r/>
             <w:r>
+              <w:rPr>
+                <w:sz w:val="15"/>
+              </w:rPr>
               <w:t>22</w:t>
             </w:r>
           </w:p>
@@ -3280,10 +3296,13 @@
           <w:p>
             <w:pPr>
               <w:pStyle w:val="AppleTableBody"/>
-              <w:spacing w:line="220" w:lineRule="exact"/>
+              <w:spacing w:line="170" w:lineRule="exact" w:before="0" w:after="0"/>
             </w:pPr>
             <w:r/>
             <w:r>
+              <w:rPr>
+                <w:sz w:val="15"/>
+              </w:rPr>
               <w:t>21</w:t>
             </w:r>
           </w:p>
@@ -3295,10 +3314,13 @@
           <w:p>
             <w:pPr>
               <w:pStyle w:val="AppleTableBody"/>
-              <w:spacing w:line="220" w:lineRule="exact"/>
+              <w:spacing w:line="170" w:lineRule="exact" w:before="0" w:after="0"/>
             </w:pPr>
             <w:r/>
             <w:r>
+              <w:rPr>
+                <w:sz w:val="15"/>
+              </w:rPr>
               <w:t>22</w:t>
             </w:r>
           </w:p>
@@ -3310,10 +3332,13 @@
           <w:p>
             <w:pPr>
               <w:pStyle w:val="AppleTableBody"/>
-              <w:spacing w:line="220" w:lineRule="exact"/>
+              <w:spacing w:line="170" w:lineRule="exact" w:before="0" w:after="0"/>
             </w:pPr>
             <w:r/>
             <w:r>
+              <w:rPr>
+                <w:sz w:val="15"/>
+              </w:rPr>
               <w:t>87</w:t>
             </w:r>
           </w:p>
@@ -3325,10 +3350,13 @@
           <w:p>
             <w:pPr>
               <w:pStyle w:val="AppleTableBody"/>
-              <w:spacing w:line="220" w:lineRule="exact"/>
+              <w:spacing w:line="170" w:lineRule="exact" w:before="0" w:after="0"/>
             </w:pPr>
             <w:r/>
             <w:r>
+              <w:rPr>
+                <w:sz w:val="15"/>
+              </w:rPr>
               <w:t>36</w:t>
             </w:r>
           </w:p>
@@ -3345,10 +3373,13 @@
           <w:p>
             <w:pPr>
               <w:pStyle w:val="AppleTableBody"/>
-              <w:spacing w:line="220" w:lineRule="exact"/>
+              <w:spacing w:line="170" w:lineRule="exact" w:before="0" w:after="0"/>
             </w:pPr>
             <w:r/>
             <w:r>
+              <w:rPr>
+                <w:sz w:val="15"/>
+              </w:rPr>
               <w:t>R1</w:t>
             </w:r>
           </w:p>
@@ -3360,10 +3391,13 @@
           <w:p>
             <w:pPr>
               <w:pStyle w:val="AppleTableBody"/>
-              <w:spacing w:line="220" w:lineRule="exact"/>
+              <w:spacing w:line="170" w:lineRule="exact" w:before="0" w:after="0"/>
             </w:pPr>
             <w:r/>
             <w:r>
+              <w:rPr>
+                <w:sz w:val="15"/>
+              </w:rPr>
               <w:t>L-SW</w:t>
             </w:r>
           </w:p>
@@ -3375,10 +3409,13 @@
           <w:p>
             <w:pPr>
               <w:pStyle w:val="AppleTableBody"/>
-              <w:spacing w:line="220" w:lineRule="exact"/>
+              <w:spacing w:line="170" w:lineRule="exact" w:before="0" w:after="0"/>
             </w:pPr>
             <w:r/>
             <w:r>
+              <w:rPr>
+                <w:sz w:val="15"/>
+              </w:rPr>
               <w:t>下层</w:t>
             </w:r>
           </w:p>
@@ -3390,10 +3427,13 @@
           <w:p>
             <w:pPr>
               <w:pStyle w:val="AppleTableBody"/>
-              <w:spacing w:line="220" w:lineRule="exact"/>
+              <w:spacing w:line="170" w:lineRule="exact" w:before="0" w:after="0"/>
             </w:pPr>
             <w:r/>
             <w:r>
+              <w:rPr>
+                <w:sz w:val="15"/>
+              </w:rPr>
               <w:t>西南</w:t>
             </w:r>
           </w:p>
@@ -3405,10 +3445,13 @@
           <w:p>
             <w:pPr>
               <w:pStyle w:val="AppleTableBody"/>
-              <w:spacing w:line="220" w:lineRule="exact"/>
+              <w:spacing w:line="170" w:lineRule="exact" w:before="0" w:after="0"/>
             </w:pPr>
             <w:r/>
             <w:r>
+              <w:rPr>
+                <w:sz w:val="15"/>
+              </w:rPr>
               <w:t>23</w:t>
             </w:r>
           </w:p>
@@ -3420,10 +3463,13 @@
           <w:p>
             <w:pPr>
               <w:pStyle w:val="AppleTableBody"/>
-              <w:spacing w:line="220" w:lineRule="exact"/>
+              <w:spacing w:line="170" w:lineRule="exact" w:before="0" w:after="0"/>
             </w:pPr>
             <w:r/>
             <w:r>
+              <w:rPr>
+                <w:sz w:val="15"/>
+              </w:rPr>
               <w:t>23</w:t>
             </w:r>
           </w:p>
@@ -3435,10 +3481,13 @@
           <w:p>
             <w:pPr>
               <w:pStyle w:val="AppleTableBody"/>
-              <w:spacing w:line="220" w:lineRule="exact"/>
+              <w:spacing w:line="170" w:lineRule="exact" w:before="0" w:after="0"/>
             </w:pPr>
             <w:r/>
             <w:r>
+              <w:rPr>
+                <w:sz w:val="15"/>
+              </w:rPr>
               <w:t>22</w:t>
             </w:r>
           </w:p>
@@ -3450,10 +3499,13 @@
           <w:p>
             <w:pPr>
               <w:pStyle w:val="AppleTableBody"/>
-              <w:spacing w:line="220" w:lineRule="exact"/>
+              <w:spacing w:line="170" w:lineRule="exact" w:before="0" w:after="0"/>
             </w:pPr>
             <w:r/>
             <w:r>
+              <w:rPr>
+                <w:sz w:val="15"/>
+              </w:rPr>
               <w:t>23</w:t>
             </w:r>
           </w:p>
@@ -3465,10 +3517,13 @@
           <w:p>
             <w:pPr>
               <w:pStyle w:val="AppleTableBody"/>
-              <w:spacing w:line="220" w:lineRule="exact"/>
+              <w:spacing w:line="170" w:lineRule="exact" w:before="0" w:after="0"/>
             </w:pPr>
             <w:r/>
             <w:r>
+              <w:rPr>
+                <w:sz w:val="15"/>
+              </w:rPr>
               <w:t>91</w:t>
             </w:r>
           </w:p>
@@ -3480,10 +3535,13 @@
           <w:p>
             <w:pPr>
               <w:pStyle w:val="AppleTableBody"/>
-              <w:spacing w:line="220" w:lineRule="exact"/>
+              <w:spacing w:line="170" w:lineRule="exact" w:before="0" w:after="0"/>
             </w:pPr>
             <w:r/>
             <w:r>
+              <w:rPr>
+                <w:sz w:val="15"/>
+              </w:rPr>
               <w:t>38</w:t>
             </w:r>
           </w:p>
@@ -3500,10 +3558,13 @@
           <w:p>
             <w:pPr>
               <w:pStyle w:val="AppleTableBody"/>
-              <w:spacing w:line="220" w:lineRule="exact"/>
+              <w:spacing w:line="170" w:lineRule="exact" w:before="0" w:after="0"/>
             </w:pPr>
             <w:r/>
             <w:r>
+              <w:rPr>
+                <w:sz w:val="15"/>
+              </w:rPr>
               <w:t>R2</w:t>
             </w:r>
           </w:p>
@@ -3515,10 +3576,13 @@
           <w:p>
             <w:pPr>
               <w:pStyle w:val="AppleTableBody"/>
-              <w:spacing w:line="220" w:lineRule="exact"/>
+              <w:spacing w:line="170" w:lineRule="exact" w:before="0" w:after="0"/>
             </w:pPr>
             <w:r/>
             <w:r>
+              <w:rPr>
+                <w:sz w:val="15"/>
+              </w:rPr>
               <w:t>U-NE</w:t>
             </w:r>
           </w:p>
@@ -3530,10 +3594,13 @@
           <w:p>
             <w:pPr>
               <w:pStyle w:val="AppleTableBody"/>
-              <w:spacing w:line="220" w:lineRule="exact"/>
+              <w:spacing w:line="170" w:lineRule="exact" w:before="0" w:after="0"/>
             </w:pPr>
             <w:r/>
             <w:r>
+              <w:rPr>
+                <w:sz w:val="15"/>
+              </w:rPr>
               <w:t>上层</w:t>
             </w:r>
           </w:p>
@@ -3545,10 +3612,13 @@
           <w:p>
             <w:pPr>
               <w:pStyle w:val="AppleTableBody"/>
-              <w:spacing w:line="220" w:lineRule="exact"/>
+              <w:spacing w:line="170" w:lineRule="exact" w:before="0" w:after="0"/>
             </w:pPr>
             <w:r/>
             <w:r>
+              <w:rPr>
+                <w:sz w:val="15"/>
+              </w:rPr>
               <w:t>东北</w:t>
             </w:r>
           </w:p>
@@ -3560,10 +3630,13 @@
           <w:p>
             <w:pPr>
               <w:pStyle w:val="AppleTableBody"/>
-              <w:spacing w:line="220" w:lineRule="exact"/>
+              <w:spacing w:line="170" w:lineRule="exact" w:before="0" w:after="0"/>
             </w:pPr>
             <w:r/>
             <w:r>
+              <w:rPr>
+                <w:sz w:val="15"/>
+              </w:rPr>
               <w:t>15</w:t>
             </w:r>
           </w:p>
@@ -3575,10 +3648,13 @@
           <w:p>
             <w:pPr>
               <w:pStyle w:val="AppleTableBody"/>
-              <w:spacing w:line="220" w:lineRule="exact"/>
+              <w:spacing w:line="170" w:lineRule="exact" w:before="0" w:after="0"/>
             </w:pPr>
             <w:r/>
             <w:r>
+              <w:rPr>
+                <w:sz w:val="15"/>
+              </w:rPr>
               <w:t>15</w:t>
             </w:r>
           </w:p>
@@ -3590,10 +3666,13 @@
           <w:p>
             <w:pPr>
               <w:pStyle w:val="AppleTableBody"/>
-              <w:spacing w:line="220" w:lineRule="exact"/>
+              <w:spacing w:line="170" w:lineRule="exact" w:before="0" w:after="0"/>
             </w:pPr>
             <w:r/>
             <w:r>
+              <w:rPr>
+                <w:sz w:val="15"/>
+              </w:rPr>
               <w:t>14</w:t>
             </w:r>
           </w:p>
@@ -3605,10 +3684,13 @@
           <w:p>
             <w:pPr>
               <w:pStyle w:val="AppleTableBody"/>
-              <w:spacing w:line="220" w:lineRule="exact"/>
+              <w:spacing w:line="170" w:lineRule="exact" w:before="0" w:after="0"/>
             </w:pPr>
             <w:r/>
             <w:r>
+              <w:rPr>
+                <w:sz w:val="15"/>
+              </w:rPr>
               <w:t>16</w:t>
             </w:r>
           </w:p>
@@ -3620,10 +3702,13 @@
           <w:p>
             <w:pPr>
               <w:pStyle w:val="AppleTableBody"/>
-              <w:spacing w:line="220" w:lineRule="exact"/>
+              <w:spacing w:line="170" w:lineRule="exact" w:before="0" w:after="0"/>
             </w:pPr>
             <w:r/>
             <w:r>
+              <w:rPr>
+                <w:sz w:val="15"/>
+              </w:rPr>
               <w:t>60</w:t>
             </w:r>
           </w:p>
@@ -3635,10 +3720,13 @@
           <w:p>
             <w:pPr>
               <w:pStyle w:val="AppleTableBody"/>
-              <w:spacing w:line="220" w:lineRule="exact"/>
+              <w:spacing w:line="170" w:lineRule="exact" w:before="0" w:after="0"/>
             </w:pPr>
             <w:r/>
             <w:r>
+              <w:rPr>
+                <w:sz w:val="15"/>
+              </w:rPr>
               <w:t>15</w:t>
             </w:r>
           </w:p>
@@ -3655,10 +3743,13 @@
           <w:p>
             <w:pPr>
               <w:pStyle w:val="AppleTableBody"/>
-              <w:spacing w:line="220" w:lineRule="exact"/>
+              <w:spacing w:line="170" w:lineRule="exact" w:before="0" w:after="0"/>
             </w:pPr>
             <w:r/>
             <w:r>
+              <w:rPr>
+                <w:sz w:val="15"/>
+              </w:rPr>
               <w:t>R2</w:t>
             </w:r>
           </w:p>
@@ -3670,10 +3761,13 @@
           <w:p>
             <w:pPr>
               <w:pStyle w:val="AppleTableBody"/>
-              <w:spacing w:line="220" w:lineRule="exact"/>
+              <w:spacing w:line="170" w:lineRule="exact" w:before="0" w:after="0"/>
             </w:pPr>
             <w:r/>
             <w:r>
+              <w:rPr>
+                <w:sz w:val="15"/>
+              </w:rPr>
               <w:t>U-NW</w:t>
             </w:r>
           </w:p>
@@ -3685,10 +3779,13 @@
           <w:p>
             <w:pPr>
               <w:pStyle w:val="AppleTableBody"/>
-              <w:spacing w:line="220" w:lineRule="exact"/>
+              <w:spacing w:line="170" w:lineRule="exact" w:before="0" w:after="0"/>
             </w:pPr>
             <w:r/>
             <w:r>
+              <w:rPr>
+                <w:sz w:val="15"/>
+              </w:rPr>
               <w:t>上层</w:t>
             </w:r>
           </w:p>
@@ -3700,10 +3797,13 @@
           <w:p>
             <w:pPr>
               <w:pStyle w:val="AppleTableBody"/>
-              <w:spacing w:line="220" w:lineRule="exact"/>
+              <w:spacing w:line="170" w:lineRule="exact" w:before="0" w:after="0"/>
             </w:pPr>
             <w:r/>
             <w:r>
+              <w:rPr>
+                <w:sz w:val="15"/>
+              </w:rPr>
               <w:t>西北</w:t>
             </w:r>
           </w:p>
@@ -3715,10 +3815,13 @@
           <w:p>
             <w:pPr>
               <w:pStyle w:val="AppleTableBody"/>
-              <w:spacing w:line="220" w:lineRule="exact"/>
+              <w:spacing w:line="170" w:lineRule="exact" w:before="0" w:after="0"/>
             </w:pPr>
             <w:r/>
             <w:r>
+              <w:rPr>
+                <w:sz w:val="15"/>
+              </w:rPr>
               <w:t>16</w:t>
             </w:r>
           </w:p>
@@ -3730,10 +3833,13 @@
           <w:p>
             <w:pPr>
               <w:pStyle w:val="AppleTableBody"/>
-              <w:spacing w:line="220" w:lineRule="exact"/>
+              <w:spacing w:line="170" w:lineRule="exact" w:before="0" w:after="0"/>
             </w:pPr>
             <w:r/>
             <w:r>
+              <w:rPr>
+                <w:sz w:val="15"/>
+              </w:rPr>
               <w:t>15</w:t>
             </w:r>
           </w:p>
@@ -3745,10 +3851,13 @@
           <w:p>
             <w:pPr>
               <w:pStyle w:val="AppleTableBody"/>
-              <w:spacing w:line="220" w:lineRule="exact"/>
+              <w:spacing w:line="170" w:lineRule="exact" w:before="0" w:after="0"/>
             </w:pPr>
             <w:r/>
             <w:r>
+              <w:rPr>
+                <w:sz w:val="15"/>
+              </w:rPr>
               <w:t>16</w:t>
             </w:r>
           </w:p>
@@ -3760,10 +3869,13 @@
           <w:p>
             <w:pPr>
               <w:pStyle w:val="AppleTableBody"/>
-              <w:spacing w:line="220" w:lineRule="exact"/>
+              <w:spacing w:line="170" w:lineRule="exact" w:before="0" w:after="0"/>
             </w:pPr>
             <w:r/>
             <w:r>
+              <w:rPr>
+                <w:sz w:val="15"/>
+              </w:rPr>
               <w:t>15</w:t>
             </w:r>
           </w:p>
@@ -3775,10 +3887,13 @@
           <w:p>
             <w:pPr>
               <w:pStyle w:val="AppleTableBody"/>
-              <w:spacing w:line="220" w:lineRule="exact"/>
+              <w:spacing w:line="170" w:lineRule="exact" w:before="0" w:after="0"/>
             </w:pPr>
             <w:r/>
             <w:r>
+              <w:rPr>
+                <w:sz w:val="15"/>
+              </w:rPr>
               <w:t>62</w:t>
             </w:r>
           </w:p>
@@ -3790,10 +3905,13 @@
           <w:p>
             <w:pPr>
               <w:pStyle w:val="AppleTableBody"/>
-              <w:spacing w:line="220" w:lineRule="exact"/>
+              <w:spacing w:line="170" w:lineRule="exact" w:before="0" w:after="0"/>
             </w:pPr>
             <w:r/>
             <w:r>
+              <w:rPr>
+                <w:sz w:val="15"/>
+              </w:rPr>
               <w:t>17</w:t>
             </w:r>
           </w:p>
@@ -3810,10 +3928,13 @@
           <w:p>
             <w:pPr>
               <w:pStyle w:val="AppleTableBody"/>
-              <w:spacing w:line="220" w:lineRule="exact"/>
+              <w:spacing w:line="170" w:lineRule="exact" w:before="0" w:after="0"/>
             </w:pPr>
             <w:r/>
             <w:r>
+              <w:rPr>
+                <w:sz w:val="15"/>
+              </w:rPr>
               <w:t>R2</w:t>
             </w:r>
           </w:p>
@@ -3825,10 +3946,13 @@
           <w:p>
             <w:pPr>
               <w:pStyle w:val="AppleTableBody"/>
-              <w:spacing w:line="220" w:lineRule="exact"/>
+              <w:spacing w:line="170" w:lineRule="exact" w:before="0" w:after="0"/>
             </w:pPr>
             <w:r/>
             <w:r>
+              <w:rPr>
+                <w:sz w:val="15"/>
+              </w:rPr>
               <w:t>M-E</w:t>
             </w:r>
           </w:p>
@@ -3840,10 +3964,13 @@
           <w:p>
             <w:pPr>
               <w:pStyle w:val="AppleTableBody"/>
-              <w:spacing w:line="220" w:lineRule="exact"/>
+              <w:spacing w:line="170" w:lineRule="exact" w:before="0" w:after="0"/>
             </w:pPr>
             <w:r/>
             <w:r>
+              <w:rPr>
+                <w:sz w:val="15"/>
+              </w:rPr>
               <w:t>中层</w:t>
             </w:r>
           </w:p>
@@ -3855,10 +3982,13 @@
           <w:p>
             <w:pPr>
               <w:pStyle w:val="AppleTableBody"/>
-              <w:spacing w:line="220" w:lineRule="exact"/>
+              <w:spacing w:line="170" w:lineRule="exact" w:before="0" w:after="0"/>
             </w:pPr>
             <w:r/>
             <w:r>
+              <w:rPr>
+                <w:sz w:val="15"/>
+              </w:rPr>
               <w:t>东</w:t>
             </w:r>
           </w:p>
@@ -3870,10 +4000,13 @@
           <w:p>
             <w:pPr>
               <w:pStyle w:val="AppleTableBody"/>
-              <w:spacing w:line="220" w:lineRule="exact"/>
+              <w:spacing w:line="170" w:lineRule="exact" w:before="0" w:after="0"/>
             </w:pPr>
             <w:r/>
             <w:r>
+              <w:rPr>
+                <w:sz w:val="15"/>
+              </w:rPr>
               <w:t>23</w:t>
             </w:r>
           </w:p>
@@ -3885,10 +4018,13 @@
           <w:p>
             <w:pPr>
               <w:pStyle w:val="AppleTableBody"/>
-              <w:spacing w:line="220" w:lineRule="exact"/>
+              <w:spacing w:line="170" w:lineRule="exact" w:before="0" w:after="0"/>
             </w:pPr>
             <w:r/>
             <w:r>
+              <w:rPr>
+                <w:sz w:val="15"/>
+              </w:rPr>
               <w:t>25</w:t>
             </w:r>
           </w:p>
@@ -3900,10 +4036,13 @@
           <w:p>
             <w:pPr>
               <w:pStyle w:val="AppleTableBody"/>
-              <w:spacing w:line="220" w:lineRule="exact"/>
+              <w:spacing w:line="170" w:lineRule="exact" w:before="0" w:after="0"/>
             </w:pPr>
             <w:r/>
             <w:r>
+              <w:rPr>
+                <w:sz w:val="15"/>
+              </w:rPr>
               <w:t>24</w:t>
             </w:r>
           </w:p>
@@ -3915,10 +4054,13 @@
           <w:p>
             <w:pPr>
               <w:pStyle w:val="AppleTableBody"/>
-              <w:spacing w:line="220" w:lineRule="exact"/>
+              <w:spacing w:line="170" w:lineRule="exact" w:before="0" w:after="0"/>
             </w:pPr>
             <w:r/>
             <w:r>
+              <w:rPr>
+                <w:sz w:val="15"/>
+              </w:rPr>
               <w:t>22</w:t>
             </w:r>
           </w:p>
@@ -3930,10 +4072,13 @@
           <w:p>
             <w:pPr>
               <w:pStyle w:val="AppleTableBody"/>
-              <w:spacing w:line="220" w:lineRule="exact"/>
+              <w:spacing w:line="170" w:lineRule="exact" w:before="0" w:after="0"/>
             </w:pPr>
             <w:r/>
             <w:r>
+              <w:rPr>
+                <w:sz w:val="15"/>
+              </w:rPr>
               <w:t>94</w:t>
             </w:r>
           </w:p>
@@ -3945,10 +4090,13 @@
           <w:p>
             <w:pPr>
               <w:pStyle w:val="AppleTableBody"/>
-              <w:spacing w:line="220" w:lineRule="exact"/>
+              <w:spacing w:line="170" w:lineRule="exact" w:before="0" w:after="0"/>
             </w:pPr>
             <w:r/>
             <w:r>
+              <w:rPr>
+                <w:sz w:val="15"/>
+              </w:rPr>
               <w:t>18</w:t>
             </w:r>
           </w:p>
@@ -3965,10 +4113,13 @@
           <w:p>
             <w:pPr>
               <w:pStyle w:val="AppleTableBody"/>
-              <w:spacing w:line="220" w:lineRule="exact"/>
+              <w:spacing w:line="170" w:lineRule="exact" w:before="0" w:after="0"/>
             </w:pPr>
             <w:r/>
             <w:r>
+              <w:rPr>
+                <w:sz w:val="15"/>
+              </w:rPr>
               <w:t>R2</w:t>
             </w:r>
           </w:p>
@@ -3980,10 +4131,13 @@
           <w:p>
             <w:pPr>
               <w:pStyle w:val="AppleTableBody"/>
-              <w:spacing w:line="220" w:lineRule="exact"/>
+              <w:spacing w:line="170" w:lineRule="exact" w:before="0" w:after="0"/>
             </w:pPr>
             <w:r/>
             <w:r>
+              <w:rPr>
+                <w:sz w:val="15"/>
+              </w:rPr>
               <w:t>M-W</w:t>
             </w:r>
           </w:p>
@@ -3995,10 +4149,13 @@
           <w:p>
             <w:pPr>
               <w:pStyle w:val="AppleTableBody"/>
-              <w:spacing w:line="220" w:lineRule="exact"/>
+              <w:spacing w:line="170" w:lineRule="exact" w:before="0" w:after="0"/>
             </w:pPr>
             <w:r/>
             <w:r>
+              <w:rPr>
+                <w:sz w:val="15"/>
+              </w:rPr>
               <w:t>中层</w:t>
             </w:r>
           </w:p>
@@ -4010,10 +4167,13 @@
           <w:p>
             <w:pPr>
               <w:pStyle w:val="AppleTableBody"/>
-              <w:spacing w:line="220" w:lineRule="exact"/>
+              <w:spacing w:line="170" w:lineRule="exact" w:before="0" w:after="0"/>
             </w:pPr>
             <w:r/>
             <w:r>
+              <w:rPr>
+                <w:sz w:val="15"/>
+              </w:rPr>
               <w:t>西</w:t>
             </w:r>
           </w:p>
@@ -4025,10 +4185,13 @@
           <w:p>
             <w:pPr>
               <w:pStyle w:val="AppleTableBody"/>
-              <w:spacing w:line="220" w:lineRule="exact"/>
+              <w:spacing w:line="170" w:lineRule="exact" w:before="0" w:after="0"/>
             </w:pPr>
             <w:r/>
             <w:r>
+              <w:rPr>
+                <w:sz w:val="15"/>
+              </w:rPr>
               <w:t>27</w:t>
             </w:r>
           </w:p>
@@ -4040,10 +4203,13 @@
           <w:p>
             <w:pPr>
               <w:pStyle w:val="AppleTableBody"/>
-              <w:spacing w:line="220" w:lineRule="exact"/>
+              <w:spacing w:line="170" w:lineRule="exact" w:before="0" w:after="0"/>
             </w:pPr>
             <w:r/>
             <w:r>
+              <w:rPr>
+                <w:sz w:val="15"/>
+              </w:rPr>
               <w:t>28</w:t>
             </w:r>
           </w:p>
@@ -4055,10 +4221,13 @@
           <w:p>
             <w:pPr>
               <w:pStyle w:val="AppleTableBody"/>
-              <w:spacing w:line="220" w:lineRule="exact"/>
+              <w:spacing w:line="170" w:lineRule="exact" w:before="0" w:after="0"/>
             </w:pPr>
             <w:r/>
             <w:r>
+              <w:rPr>
+                <w:sz w:val="15"/>
+              </w:rPr>
               <w:t>27</w:t>
             </w:r>
           </w:p>
@@ -4070,10 +4239,13 @@
           <w:p>
             <w:pPr>
               <w:pStyle w:val="AppleTableBody"/>
-              <w:spacing w:line="220" w:lineRule="exact"/>
+              <w:spacing w:line="170" w:lineRule="exact" w:before="0" w:after="0"/>
             </w:pPr>
             <w:r/>
             <w:r>
+              <w:rPr>
+                <w:sz w:val="15"/>
+              </w:rPr>
               <w:t>27</w:t>
             </w:r>
           </w:p>
@@ -4085,10 +4257,13 @@
           <w:p>
             <w:pPr>
               <w:pStyle w:val="AppleTableBody"/>
-              <w:spacing w:line="220" w:lineRule="exact"/>
+              <w:spacing w:line="170" w:lineRule="exact" w:before="0" w:after="0"/>
             </w:pPr>
             <w:r/>
             <w:r>
+              <w:rPr>
+                <w:sz w:val="15"/>
+              </w:rPr>
               <w:t>109</w:t>
             </w:r>
           </w:p>
@@ -4100,10 +4275,13 @@
           <w:p>
             <w:pPr>
               <w:pStyle w:val="AppleTableBody"/>
-              <w:spacing w:line="220" w:lineRule="exact"/>
+              <w:spacing w:line="170" w:lineRule="exact" w:before="0" w:after="0"/>
             </w:pPr>
             <w:r/>
             <w:r>
+              <w:rPr>
+                <w:sz w:val="15"/>
+              </w:rPr>
               <w:t>18</w:t>
             </w:r>
           </w:p>
@@ -4120,10 +4298,13 @@
           <w:p>
             <w:pPr>
               <w:pStyle w:val="AppleTableBody"/>
-              <w:spacing w:line="220" w:lineRule="exact"/>
+              <w:spacing w:line="170" w:lineRule="exact" w:before="0" w:after="0"/>
             </w:pPr>
             <w:r/>
             <w:r>
+              <w:rPr>
+                <w:sz w:val="15"/>
+              </w:rPr>
               <w:t>R2</w:t>
             </w:r>
           </w:p>
@@ -4135,10 +4316,13 @@
           <w:p>
             <w:pPr>
               <w:pStyle w:val="AppleTableBody"/>
-              <w:spacing w:line="220" w:lineRule="exact"/>
+              <w:spacing w:line="170" w:lineRule="exact" w:before="0" w:after="0"/>
             </w:pPr>
             <w:r/>
             <w:r>
+              <w:rPr>
+                <w:sz w:val="15"/>
+              </w:rPr>
               <w:t>L-SE</w:t>
             </w:r>
           </w:p>
@@ -4150,10 +4334,13 @@
           <w:p>
             <w:pPr>
               <w:pStyle w:val="AppleTableBody"/>
-              <w:spacing w:line="220" w:lineRule="exact"/>
+              <w:spacing w:line="170" w:lineRule="exact" w:before="0" w:after="0"/>
             </w:pPr>
             <w:r/>
             <w:r>
+              <w:rPr>
+                <w:sz w:val="15"/>
+              </w:rPr>
               <w:t>下层</w:t>
             </w:r>
           </w:p>
@@ -4165,10 +4352,13 @@
           <w:p>
             <w:pPr>
               <w:pStyle w:val="AppleTableBody"/>
-              <w:spacing w:line="220" w:lineRule="exact"/>
+              <w:spacing w:line="170" w:lineRule="exact" w:before="0" w:after="0"/>
             </w:pPr>
             <w:r/>
             <w:r>
+              <w:rPr>
+                <w:sz w:val="15"/>
+              </w:rPr>
               <w:t>东南</w:t>
             </w:r>
           </w:p>
@@ -4180,10 +4370,13 @@
           <w:p>
             <w:pPr>
               <w:pStyle w:val="AppleTableBody"/>
-              <w:spacing w:line="220" w:lineRule="exact"/>
+              <w:spacing w:line="170" w:lineRule="exact" w:before="0" w:after="0"/>
             </w:pPr>
             <w:r/>
             <w:r>
+              <w:rPr>
+                <w:sz w:val="15"/>
+              </w:rPr>
               <w:t>28</w:t>
             </w:r>
           </w:p>
@@ -4195,10 +4388,13 @@
           <w:p>
             <w:pPr>
               <w:pStyle w:val="AppleTableBody"/>
-              <w:spacing w:line="220" w:lineRule="exact"/>
+              <w:spacing w:line="170" w:lineRule="exact" w:before="0" w:after="0"/>
             </w:pPr>
             <w:r/>
             <w:r>
+              <w:rPr>
+                <w:sz w:val="15"/>
+              </w:rPr>
               <w:t>27</w:t>
             </w:r>
           </w:p>
@@ -4210,10 +4406,13 @@
           <w:p>
             <w:pPr>
               <w:pStyle w:val="AppleTableBody"/>
-              <w:spacing w:line="220" w:lineRule="exact"/>
+              <w:spacing w:line="170" w:lineRule="exact" w:before="0" w:after="0"/>
             </w:pPr>
             <w:r/>
             <w:r>
+              <w:rPr>
+                <w:sz w:val="15"/>
+              </w:rPr>
               <w:t>28</w:t>
             </w:r>
           </w:p>
@@ -4225,10 +4424,13 @@
           <w:p>
             <w:pPr>
               <w:pStyle w:val="AppleTableBody"/>
-              <w:spacing w:line="220" w:lineRule="exact"/>
+              <w:spacing w:line="170" w:lineRule="exact" w:before="0" w:after="0"/>
             </w:pPr>
             <w:r/>
             <w:r>
+              <w:rPr>
+                <w:sz w:val="15"/>
+              </w:rPr>
               <w:t>27</w:t>
             </w:r>
           </w:p>
@@ -4240,10 +4442,13 @@
           <w:p>
             <w:pPr>
               <w:pStyle w:val="AppleTableBody"/>
-              <w:spacing w:line="220" w:lineRule="exact"/>
+              <w:spacing w:line="170" w:lineRule="exact" w:before="0" w:after="0"/>
             </w:pPr>
             <w:r/>
             <w:r>
+              <w:rPr>
+                <w:sz w:val="15"/>
+              </w:rPr>
               <w:t>110</w:t>
             </w:r>
           </w:p>
@@ -4255,10 +4460,13 @@
           <w:p>
             <w:pPr>
               <w:pStyle w:val="AppleTableBody"/>
-              <w:spacing w:line="220" w:lineRule="exact"/>
+              <w:spacing w:line="170" w:lineRule="exact" w:before="0" w:after="0"/>
             </w:pPr>
             <w:r/>
             <w:r>
+              <w:rPr>
+                <w:sz w:val="15"/>
+              </w:rPr>
               <w:t>9</w:t>
             </w:r>
           </w:p>
@@ -4275,10 +4483,13 @@
           <w:p>
             <w:pPr>
               <w:pStyle w:val="AppleTableBody"/>
-              <w:spacing w:line="220" w:lineRule="exact"/>
+              <w:spacing w:line="170" w:lineRule="exact" w:before="0" w:after="0"/>
             </w:pPr>
             <w:r/>
             <w:r>
+              <w:rPr>
+                <w:sz w:val="15"/>
+              </w:rPr>
               <w:t>R2</w:t>
             </w:r>
           </w:p>
@@ -4290,10 +4501,13 @@
           <w:p>
             <w:pPr>
               <w:pStyle w:val="AppleTableBody"/>
-              <w:spacing w:line="220" w:lineRule="exact"/>
+              <w:spacing w:line="170" w:lineRule="exact" w:before="0" w:after="0"/>
             </w:pPr>
             <w:r/>
             <w:r>
+              <w:rPr>
+                <w:sz w:val="15"/>
+              </w:rPr>
               <w:t>L-SW</w:t>
             </w:r>
           </w:p>
@@ -4305,10 +4519,13 @@
           <w:p>
             <w:pPr>
               <w:pStyle w:val="AppleTableBody"/>
-              <w:spacing w:line="220" w:lineRule="exact"/>
+              <w:spacing w:line="170" w:lineRule="exact" w:before="0" w:after="0"/>
             </w:pPr>
             <w:r/>
             <w:r>
+              <w:rPr>
+                <w:sz w:val="15"/>
+              </w:rPr>
               <w:t>下层</w:t>
             </w:r>
           </w:p>
@@ -4320,10 +4537,13 @@
           <w:p>
             <w:pPr>
               <w:pStyle w:val="AppleTableBody"/>
-              <w:spacing w:line="220" w:lineRule="exact"/>
+              <w:spacing w:line="170" w:lineRule="exact" w:before="0" w:after="0"/>
             </w:pPr>
             <w:r/>
             <w:r>
+              <w:rPr>
+                <w:sz w:val="15"/>
+              </w:rPr>
               <w:t>西南</w:t>
             </w:r>
           </w:p>
@@ -4335,10 +4555,13 @@
           <w:p>
             <w:pPr>
               <w:pStyle w:val="AppleTableBody"/>
-              <w:spacing w:line="220" w:lineRule="exact"/>
+              <w:spacing w:line="170" w:lineRule="exact" w:before="0" w:after="0"/>
             </w:pPr>
             <w:r/>
             <w:r>
+              <w:rPr>
+                <w:sz w:val="15"/>
+              </w:rPr>
               <w:t>29</w:t>
             </w:r>
           </w:p>
@@ -4350,10 +4573,13 @@
           <w:p>
             <w:pPr>
               <w:pStyle w:val="AppleTableBody"/>
-              <w:spacing w:line="220" w:lineRule="exact"/>
+              <w:spacing w:line="170" w:lineRule="exact" w:before="0" w:after="0"/>
             </w:pPr>
             <w:r/>
             <w:r>
+              <w:rPr>
+                <w:sz w:val="15"/>
+              </w:rPr>
               <w:t>28</w:t>
             </w:r>
           </w:p>
@@ -4365,10 +4591,13 @@
           <w:p>
             <w:pPr>
               <w:pStyle w:val="AppleTableBody"/>
-              <w:spacing w:line="220" w:lineRule="exact"/>
+              <w:spacing w:line="170" w:lineRule="exact" w:before="0" w:after="0"/>
             </w:pPr>
             <w:r/>
             <w:r>
+              <w:rPr>
+                <w:sz w:val="15"/>
+              </w:rPr>
               <w:t>28</w:t>
             </w:r>
           </w:p>
@@ -4380,10 +4609,13 @@
           <w:p>
             <w:pPr>
               <w:pStyle w:val="AppleTableBody"/>
-              <w:spacing w:line="220" w:lineRule="exact"/>
+              <w:spacing w:line="170" w:lineRule="exact" w:before="0" w:after="0"/>
             </w:pPr>
             <w:r/>
             <w:r>
+              <w:rPr>
+                <w:sz w:val="15"/>
+              </w:rPr>
               <w:t>28</w:t>
             </w:r>
           </w:p>
@@ -4395,10 +4627,13 @@
           <w:p>
             <w:pPr>
               <w:pStyle w:val="AppleTableBody"/>
-              <w:spacing w:line="220" w:lineRule="exact"/>
+              <w:spacing w:line="170" w:lineRule="exact" w:before="0" w:after="0"/>
             </w:pPr>
             <w:r/>
             <w:r>
+              <w:rPr>
+                <w:sz w:val="15"/>
+              </w:rPr>
               <w:t>113</w:t>
             </w:r>
           </w:p>
@@ -4410,10 +4645,13 @@
           <w:p>
             <w:pPr>
               <w:pStyle w:val="AppleTableBody"/>
-              <w:spacing w:line="220" w:lineRule="exact"/>
+              <w:spacing w:line="170" w:lineRule="exact" w:before="0" w:after="0"/>
             </w:pPr>
             <w:r/>
             <w:r>
+              <w:rPr>
+                <w:sz w:val="15"/>
+              </w:rPr>
               <w:t>10</w:t>
             </w:r>
           </w:p>
@@ -4430,10 +4668,13 @@
           <w:p>
             <w:pPr>
               <w:pStyle w:val="AppleTableBody"/>
-              <w:spacing w:line="220" w:lineRule="exact"/>
+              <w:spacing w:line="170" w:lineRule="exact" w:before="0" w:after="0"/>
             </w:pPr>
             <w:r/>
             <w:r>
+              <w:rPr>
+                <w:sz w:val="15"/>
+              </w:rPr>
               <w:t>R3</w:t>
             </w:r>
           </w:p>
@@ -4445,10 +4686,13 @@
           <w:p>
             <w:pPr>
               <w:pStyle w:val="AppleTableBody"/>
-              <w:spacing w:line="220" w:lineRule="exact"/>
+              <w:spacing w:line="170" w:lineRule="exact" w:before="0" w:after="0"/>
             </w:pPr>
             <w:r/>
             <w:r>
+              <w:rPr>
+                <w:sz w:val="15"/>
+              </w:rPr>
               <w:t>U-NE</w:t>
             </w:r>
           </w:p>
@@ -4460,10 +4704,13 @@
           <w:p>
             <w:pPr>
               <w:pStyle w:val="AppleTableBody"/>
-              <w:spacing w:line="220" w:lineRule="exact"/>
+              <w:spacing w:line="170" w:lineRule="exact" w:before="0" w:after="0"/>
             </w:pPr>
             <w:r/>
             <w:r>
+              <w:rPr>
+                <w:sz w:val="15"/>
+              </w:rPr>
               <w:t>上层</w:t>
             </w:r>
           </w:p>
@@ -4475,10 +4722,13 @@
           <w:p>
             <w:pPr>
               <w:pStyle w:val="AppleTableBody"/>
-              <w:spacing w:line="220" w:lineRule="exact"/>
+              <w:spacing w:line="170" w:lineRule="exact" w:before="0" w:after="0"/>
             </w:pPr>
             <w:r/>
             <w:r>
+              <w:rPr>
+                <w:sz w:val="15"/>
+              </w:rPr>
               <w:t>东北</w:t>
             </w:r>
           </w:p>
@@ -4490,10 +4740,13 @@
           <w:p>
             <w:pPr>
               <w:pStyle w:val="AppleTableBody"/>
-              <w:spacing w:line="220" w:lineRule="exact"/>
+              <w:spacing w:line="170" w:lineRule="exact" w:before="0" w:after="0"/>
             </w:pPr>
             <w:r/>
             <w:r>
+              <w:rPr>
+                <w:sz w:val="15"/>
+              </w:rPr>
               <w:t>16</w:t>
             </w:r>
           </w:p>
@@ -4505,10 +4758,13 @@
           <w:p>
             <w:pPr>
               <w:pStyle w:val="AppleTableBody"/>
-              <w:spacing w:line="220" w:lineRule="exact"/>
+              <w:spacing w:line="170" w:lineRule="exact" w:before="0" w:after="0"/>
             </w:pPr>
             <w:r/>
             <w:r>
+              <w:rPr>
+                <w:sz w:val="15"/>
+              </w:rPr>
               <w:t>16</w:t>
             </w:r>
           </w:p>
@@ -4520,10 +4776,13 @@
           <w:p>
             <w:pPr>
               <w:pStyle w:val="AppleTableBody"/>
-              <w:spacing w:line="220" w:lineRule="exact"/>
+              <w:spacing w:line="170" w:lineRule="exact" w:before="0" w:after="0"/>
             </w:pPr>
             <w:r/>
             <w:r>
+              <w:rPr>
+                <w:sz w:val="15"/>
+              </w:rPr>
               <w:t>16</w:t>
             </w:r>
           </w:p>
@@ -4535,10 +4794,13 @@
           <w:p>
             <w:pPr>
               <w:pStyle w:val="AppleTableBody"/>
-              <w:spacing w:line="220" w:lineRule="exact"/>
+              <w:spacing w:line="170" w:lineRule="exact" w:before="0" w:after="0"/>
             </w:pPr>
             <w:r/>
             <w:r>
+              <w:rPr>
+                <w:sz w:val="15"/>
+              </w:rPr>
               <w:t>16</w:t>
             </w:r>
           </w:p>
@@ -4550,10 +4812,13 @@
           <w:p>
             <w:pPr>
               <w:pStyle w:val="AppleTableBody"/>
-              <w:spacing w:line="220" w:lineRule="exact"/>
+              <w:spacing w:line="170" w:lineRule="exact" w:before="0" w:after="0"/>
             </w:pPr>
             <w:r/>
             <w:r>
+              <w:rPr>
+                <w:sz w:val="15"/>
+              </w:rPr>
               <w:t>64</w:t>
             </w:r>
           </w:p>
@@ -4565,10 +4830,13 @@
           <w:p>
             <w:pPr>
               <w:pStyle w:val="AppleTableBody"/>
-              <w:spacing w:line="220" w:lineRule="exact"/>
+              <w:spacing w:line="170" w:lineRule="exact" w:before="0" w:after="0"/>
             </w:pPr>
             <w:r/>
             <w:r>
+              <w:rPr>
+                <w:sz w:val="15"/>
+              </w:rPr>
               <w:t>31</w:t>
             </w:r>
           </w:p>
@@ -4585,10 +4853,13 @@
           <w:p>
             <w:pPr>
               <w:pStyle w:val="AppleTableBody"/>
-              <w:spacing w:line="220" w:lineRule="exact"/>
+              <w:spacing w:line="170" w:lineRule="exact" w:before="0" w:after="0"/>
             </w:pPr>
             <w:r/>
             <w:r>
+              <w:rPr>
+                <w:sz w:val="15"/>
+              </w:rPr>
               <w:t>R3</w:t>
             </w:r>
           </w:p>
@@ -4600,10 +4871,13 @@
           <w:p>
             <w:pPr>
               <w:pStyle w:val="AppleTableBody"/>
-              <w:spacing w:line="220" w:lineRule="exact"/>
+              <w:spacing w:line="170" w:lineRule="exact" w:before="0" w:after="0"/>
             </w:pPr>
             <w:r/>
             <w:r>
+              <w:rPr>
+                <w:sz w:val="15"/>
+              </w:rPr>
               <w:t>U-NW</w:t>
             </w:r>
           </w:p>
@@ -4615,10 +4889,13 @@
           <w:p>
             <w:pPr>
               <w:pStyle w:val="AppleTableBody"/>
-              <w:spacing w:line="220" w:lineRule="exact"/>
+              <w:spacing w:line="170" w:lineRule="exact" w:before="0" w:after="0"/>
             </w:pPr>
             <w:r/>
             <w:r>
+              <w:rPr>
+                <w:sz w:val="15"/>
+              </w:rPr>
               <w:t>上层</w:t>
             </w:r>
           </w:p>
@@ -4630,10 +4907,13 @@
           <w:p>
             <w:pPr>
               <w:pStyle w:val="AppleTableBody"/>
-              <w:spacing w:line="220" w:lineRule="exact"/>
+              <w:spacing w:line="170" w:lineRule="exact" w:before="0" w:after="0"/>
             </w:pPr>
             <w:r/>
             <w:r>
+              <w:rPr>
+                <w:sz w:val="15"/>
+              </w:rPr>
               <w:t>西北</w:t>
             </w:r>
           </w:p>
@@ -4645,10 +4925,13 @@
           <w:p>
             <w:pPr>
               <w:pStyle w:val="AppleTableBody"/>
-              <w:spacing w:line="220" w:lineRule="exact"/>
+              <w:spacing w:line="170" w:lineRule="exact" w:before="0" w:after="0"/>
             </w:pPr>
             <w:r/>
             <w:r>
+              <w:rPr>
+                <w:sz w:val="15"/>
+              </w:rPr>
               <w:t>17</w:t>
             </w:r>
           </w:p>
@@ -4660,10 +4943,13 @@
           <w:p>
             <w:pPr>
               <w:pStyle w:val="AppleTableBody"/>
-              <w:spacing w:line="220" w:lineRule="exact"/>
+              <w:spacing w:line="170" w:lineRule="exact" w:before="0" w:after="0"/>
             </w:pPr>
             <w:r/>
             <w:r>
+              <w:rPr>
+                <w:sz w:val="15"/>
+              </w:rPr>
               <w:t>17</w:t>
             </w:r>
           </w:p>
@@ -4675,10 +4961,13 @@
           <w:p>
             <w:pPr>
               <w:pStyle w:val="AppleTableBody"/>
-              <w:spacing w:line="220" w:lineRule="exact"/>
+              <w:spacing w:line="170" w:lineRule="exact" w:before="0" w:after="0"/>
             </w:pPr>
             <w:r/>
             <w:r>
+              <w:rPr>
+                <w:sz w:val="15"/>
+              </w:rPr>
               <w:t>16</w:t>
             </w:r>
           </w:p>
@@ -4690,10 +4979,13 @@
           <w:p>
             <w:pPr>
               <w:pStyle w:val="AppleTableBody"/>
-              <w:spacing w:line="220" w:lineRule="exact"/>
+              <w:spacing w:line="170" w:lineRule="exact" w:before="0" w:after="0"/>
             </w:pPr>
             <w:r/>
             <w:r>
+              <w:rPr>
+                <w:sz w:val="15"/>
+              </w:rPr>
               <w:t>17</w:t>
             </w:r>
           </w:p>
@@ -4705,10 +4997,13 @@
           <w:p>
             <w:pPr>
               <w:pStyle w:val="AppleTableBody"/>
-              <w:spacing w:line="220" w:lineRule="exact"/>
+              <w:spacing w:line="170" w:lineRule="exact" w:before="0" w:after="0"/>
             </w:pPr>
             <w:r/>
             <w:r>
+              <w:rPr>
+                <w:sz w:val="15"/>
+              </w:rPr>
               <w:t>67</w:t>
             </w:r>
           </w:p>
@@ -4720,10 +5015,13 @@
           <w:p>
             <w:pPr>
               <w:pStyle w:val="AppleTableBody"/>
-              <w:spacing w:line="220" w:lineRule="exact"/>
+              <w:spacing w:line="170" w:lineRule="exact" w:before="0" w:after="0"/>
             </w:pPr>
             <w:r/>
             <w:r>
+              <w:rPr>
+                <w:sz w:val="15"/>
+              </w:rPr>
               <w:t>33</w:t>
             </w:r>
           </w:p>
@@ -4740,10 +5038,13 @@
           <w:p>
             <w:pPr>
               <w:pStyle w:val="AppleTableBody"/>
-              <w:spacing w:line="220" w:lineRule="exact"/>
+              <w:spacing w:line="170" w:lineRule="exact" w:before="0" w:after="0"/>
             </w:pPr>
             <w:r/>
             <w:r>
+              <w:rPr>
+                <w:sz w:val="15"/>
+              </w:rPr>
               <w:t>R3</w:t>
             </w:r>
           </w:p>
@@ -4755,10 +5056,13 @@
           <w:p>
             <w:pPr>
               <w:pStyle w:val="AppleTableBody"/>
-              <w:spacing w:line="220" w:lineRule="exact"/>
+              <w:spacing w:line="170" w:lineRule="exact" w:before="0" w:after="0"/>
             </w:pPr>
             <w:r/>
             <w:r>
+              <w:rPr>
+                <w:sz w:val="15"/>
+              </w:rPr>
               <w:t>M-E</w:t>
             </w:r>
           </w:p>
@@ -4770,10 +5074,13 @@
           <w:p>
             <w:pPr>
               <w:pStyle w:val="AppleTableBody"/>
-              <w:spacing w:line="220" w:lineRule="exact"/>
+              <w:spacing w:line="170" w:lineRule="exact" w:before="0" w:after="0"/>
             </w:pPr>
             <w:r/>
             <w:r>
+              <w:rPr>
+                <w:sz w:val="15"/>
+              </w:rPr>
               <w:t>中层</w:t>
             </w:r>
           </w:p>
@@ -4785,10 +5092,13 @@
           <w:p>
             <w:pPr>
               <w:pStyle w:val="AppleTableBody"/>
-              <w:spacing w:line="220" w:lineRule="exact"/>
+              <w:spacing w:line="170" w:lineRule="exact" w:before="0" w:after="0"/>
             </w:pPr>
             <w:r/>
             <w:r>
+              <w:rPr>
+                <w:sz w:val="15"/>
+              </w:rPr>
               <w:t>东</w:t>
             </w:r>
           </w:p>
@@ -4800,10 +5110,13 @@
           <w:p>
             <w:pPr>
               <w:pStyle w:val="AppleTableBody"/>
-              <w:spacing w:line="220" w:lineRule="exact"/>
+              <w:spacing w:line="170" w:lineRule="exact" w:before="0" w:after="0"/>
             </w:pPr>
             <w:r/>
             <w:r>
+              <w:rPr>
+                <w:sz w:val="15"/>
+              </w:rPr>
               <w:t>25</w:t>
             </w:r>
           </w:p>
@@ -4815,10 +5128,13 @@
           <w:p>
             <w:pPr>
               <w:pStyle w:val="AppleTableBody"/>
-              <w:spacing w:line="220" w:lineRule="exact"/>
+              <w:spacing w:line="170" w:lineRule="exact" w:before="0" w:after="0"/>
             </w:pPr>
             <w:r/>
             <w:r>
+              <w:rPr>
+                <w:sz w:val="15"/>
+              </w:rPr>
               <w:t>24</w:t>
             </w:r>
           </w:p>
@@ -4830,10 +5146,13 @@
           <w:p>
             <w:pPr>
               <w:pStyle w:val="AppleTableBody"/>
-              <w:spacing w:line="220" w:lineRule="exact"/>
+              <w:spacing w:line="170" w:lineRule="exact" w:before="0" w:after="0"/>
             </w:pPr>
             <w:r/>
             <w:r>
+              <w:rPr>
+                <w:sz w:val="15"/>
+              </w:rPr>
               <w:t>25</w:t>
             </w:r>
           </w:p>
@@ -4845,10 +5164,13 @@
           <w:p>
             <w:pPr>
               <w:pStyle w:val="AppleTableBody"/>
-              <w:spacing w:line="220" w:lineRule="exact"/>
+              <w:spacing w:line="170" w:lineRule="exact" w:before="0" w:after="0"/>
             </w:pPr>
             <w:r/>
             <w:r>
+              <w:rPr>
+                <w:sz w:val="15"/>
+              </w:rPr>
               <w:t>24</w:t>
             </w:r>
           </w:p>
@@ -4860,10 +5182,13 @@
           <w:p>
             <w:pPr>
               <w:pStyle w:val="AppleTableBody"/>
-              <w:spacing w:line="220" w:lineRule="exact"/>
+              <w:spacing w:line="170" w:lineRule="exact" w:before="0" w:after="0"/>
             </w:pPr>
             <w:r/>
             <w:r>
+              <w:rPr>
+                <w:sz w:val="15"/>
+              </w:rPr>
               <w:t>98</w:t>
             </w:r>
           </w:p>
@@ -4875,10 +5200,13 @@
           <w:p>
             <w:pPr>
               <w:pStyle w:val="AppleTableBody"/>
-              <w:spacing w:line="220" w:lineRule="exact"/>
+              <w:spacing w:line="170" w:lineRule="exact" w:before="0" w:after="0"/>
             </w:pPr>
             <w:r/>
             <w:r>
+              <w:rPr>
+                <w:sz w:val="15"/>
+              </w:rPr>
               <w:t>3</w:t>
             </w:r>
           </w:p>
@@ -4895,10 +5223,13 @@
           <w:p>
             <w:pPr>
               <w:pStyle w:val="AppleTableBody"/>
-              <w:spacing w:line="220" w:lineRule="exact"/>
+              <w:spacing w:line="170" w:lineRule="exact" w:before="0" w:after="0"/>
             </w:pPr>
             <w:r/>
             <w:r>
+              <w:rPr>
+                <w:sz w:val="15"/>
+              </w:rPr>
               <w:t>R3</w:t>
             </w:r>
           </w:p>
@@ -4910,10 +5241,13 @@
           <w:p>
             <w:pPr>
               <w:pStyle w:val="AppleTableBody"/>
-              <w:spacing w:line="220" w:lineRule="exact"/>
+              <w:spacing w:line="170" w:lineRule="exact" w:before="0" w:after="0"/>
             </w:pPr>
             <w:r/>
             <w:r>
+              <w:rPr>
+                <w:sz w:val="15"/>
+              </w:rPr>
               <w:t>M-W</w:t>
             </w:r>
           </w:p>
@@ -4925,10 +5259,13 @@
           <w:p>
             <w:pPr>
               <w:pStyle w:val="AppleTableBody"/>
-              <w:spacing w:line="220" w:lineRule="exact"/>
+              <w:spacing w:line="170" w:lineRule="exact" w:before="0" w:after="0"/>
             </w:pPr>
             <w:r/>
             <w:r>
+              <w:rPr>
+                <w:sz w:val="15"/>
+              </w:rPr>
               <w:t>中层</w:t>
             </w:r>
           </w:p>
@@ -4940,10 +5277,13 @@
           <w:p>
             <w:pPr>
               <w:pStyle w:val="AppleTableBody"/>
-              <w:spacing w:line="220" w:lineRule="exact"/>
+              <w:spacing w:line="170" w:lineRule="exact" w:before="0" w:after="0"/>
             </w:pPr>
             <w:r/>
             <w:r>
+              <w:rPr>
+                <w:sz w:val="15"/>
+              </w:rPr>
               <w:t>西</w:t>
             </w:r>
           </w:p>
@@ -4955,10 +5295,13 @@
           <w:p>
             <w:pPr>
               <w:pStyle w:val="AppleTableBody"/>
-              <w:spacing w:line="220" w:lineRule="exact"/>
+              <w:spacing w:line="170" w:lineRule="exact" w:before="0" w:after="0"/>
             </w:pPr>
             <w:r/>
             <w:r>
+              <w:rPr>
+                <w:sz w:val="15"/>
+              </w:rPr>
               <w:t>25</w:t>
             </w:r>
           </w:p>
@@ -4970,10 +5313,13 @@
           <w:p>
             <w:pPr>
               <w:pStyle w:val="AppleTableBody"/>
-              <w:spacing w:line="220" w:lineRule="exact"/>
+              <w:spacing w:line="170" w:lineRule="exact" w:before="0" w:after="0"/>
             </w:pPr>
             <w:r/>
             <w:r>
+              <w:rPr>
+                <w:sz w:val="15"/>
+              </w:rPr>
               <w:t>25</w:t>
             </w:r>
           </w:p>
@@ -4985,10 +5331,13 @@
           <w:p>
             <w:pPr>
               <w:pStyle w:val="AppleTableBody"/>
-              <w:spacing w:line="220" w:lineRule="exact"/>
+              <w:spacing w:line="170" w:lineRule="exact" w:before="0" w:after="0"/>
             </w:pPr>
             <w:r/>
             <w:r>
+              <w:rPr>
+                <w:sz w:val="15"/>
+              </w:rPr>
               <w:t>25</w:t>
             </w:r>
           </w:p>
@@ -5000,10 +5349,13 @@
           <w:p>
             <w:pPr>
               <w:pStyle w:val="AppleTableBody"/>
-              <w:spacing w:line="220" w:lineRule="exact"/>
+              <w:spacing w:line="170" w:lineRule="exact" w:before="0" w:after="0"/>
             </w:pPr>
             <w:r/>
             <w:r>
+              <w:rPr>
+                <w:sz w:val="15"/>
+              </w:rPr>
               <w:t>25</w:t>
             </w:r>
           </w:p>
@@ -5015,10 +5367,13 @@
           <w:p>
             <w:pPr>
               <w:pStyle w:val="AppleTableBody"/>
-              <w:spacing w:line="220" w:lineRule="exact"/>
+              <w:spacing w:line="170" w:lineRule="exact" w:before="0" w:after="0"/>
             </w:pPr>
             <w:r/>
             <w:r>
+              <w:rPr>
+                <w:sz w:val="15"/>
+              </w:rPr>
               <w:t>100</w:t>
             </w:r>
           </w:p>
@@ -5030,10 +5385,13 @@
           <w:p>
             <w:pPr>
               <w:pStyle w:val="AppleTableBody"/>
-              <w:spacing w:line="220" w:lineRule="exact"/>
+              <w:spacing w:line="170" w:lineRule="exact" w:before="0" w:after="0"/>
             </w:pPr>
             <w:r/>
             <w:r>
+              <w:rPr>
+                <w:sz w:val="15"/>
+              </w:rPr>
               <w:t>4</w:t>
             </w:r>
           </w:p>
@@ -5050,10 +5408,13 @@
           <w:p>
             <w:pPr>
               <w:pStyle w:val="AppleTableBody"/>
-              <w:spacing w:line="220" w:lineRule="exact"/>
+              <w:spacing w:line="170" w:lineRule="exact" w:before="0" w:after="0"/>
             </w:pPr>
             <w:r/>
             <w:r>
+              <w:rPr>
+                <w:sz w:val="15"/>
+              </w:rPr>
               <w:t>R3</w:t>
             </w:r>
           </w:p>
@@ -5065,10 +5426,13 @@
           <w:p>
             <w:pPr>
               <w:pStyle w:val="AppleTableBody"/>
-              <w:spacing w:line="220" w:lineRule="exact"/>
+              <w:spacing w:line="170" w:lineRule="exact" w:before="0" w:after="0"/>
             </w:pPr>
             <w:r/>
             <w:r>
+              <w:rPr>
+                <w:sz w:val="15"/>
+              </w:rPr>
               <w:t>L-SE</w:t>
             </w:r>
           </w:p>
@@ -5080,10 +5444,13 @@
           <w:p>
             <w:pPr>
               <w:pStyle w:val="AppleTableBody"/>
-              <w:spacing w:line="220" w:lineRule="exact"/>
+              <w:spacing w:line="170" w:lineRule="exact" w:before="0" w:after="0"/>
             </w:pPr>
             <w:r/>
             <w:r>
+              <w:rPr>
+                <w:sz w:val="15"/>
+              </w:rPr>
               <w:t>下层</w:t>
             </w:r>
           </w:p>
@@ -5095,10 +5462,13 @@
           <w:p>
             <w:pPr>
               <w:pStyle w:val="AppleTableBody"/>
-              <w:spacing w:line="220" w:lineRule="exact"/>
+              <w:spacing w:line="170" w:lineRule="exact" w:before="0" w:after="0"/>
             </w:pPr>
             <w:r/>
             <w:r>
+              <w:rPr>
+                <w:sz w:val="15"/>
+              </w:rPr>
               <w:t>东南</w:t>
             </w:r>
           </w:p>
@@ -5110,10 +5480,13 @@
           <w:p>
             <w:pPr>
               <w:pStyle w:val="AppleTableBody"/>
-              <w:spacing w:line="220" w:lineRule="exact"/>
+              <w:spacing w:line="170" w:lineRule="exact" w:before="0" w:after="0"/>
             </w:pPr>
             <w:r/>
             <w:r>
+              <w:rPr>
+                <w:sz w:val="15"/>
+              </w:rPr>
               <w:t>31</w:t>
             </w:r>
           </w:p>
@@ -5125,10 +5498,13 @@
           <w:p>
             <w:pPr>
               <w:pStyle w:val="AppleTableBody"/>
-              <w:spacing w:line="220" w:lineRule="exact"/>
+              <w:spacing w:line="170" w:lineRule="exact" w:before="0" w:after="0"/>
             </w:pPr>
             <w:r/>
             <w:r>
+              <w:rPr>
+                <w:sz w:val="15"/>
+              </w:rPr>
               <w:t>31</w:t>
             </w:r>
           </w:p>
@@ -5140,10 +5516,13 @@
           <w:p>
             <w:pPr>
               <w:pStyle w:val="AppleTableBody"/>
-              <w:spacing w:line="220" w:lineRule="exact"/>
+              <w:spacing w:line="170" w:lineRule="exact" w:before="0" w:after="0"/>
             </w:pPr>
             <w:r/>
             <w:r>
+              <w:rPr>
+                <w:sz w:val="15"/>
+              </w:rPr>
               <w:t>30</w:t>
             </w:r>
           </w:p>
@@ -5155,10 +5534,13 @@
           <w:p>
             <w:pPr>
               <w:pStyle w:val="AppleTableBody"/>
-              <w:spacing w:line="220" w:lineRule="exact"/>
+              <w:spacing w:line="170" w:lineRule="exact" w:before="0" w:after="0"/>
             </w:pPr>
             <w:r/>
             <w:r>
+              <w:rPr>
+                <w:sz w:val="15"/>
+              </w:rPr>
               <w:t>31</w:t>
             </w:r>
           </w:p>
@@ -5170,10 +5552,13 @@
           <w:p>
             <w:pPr>
               <w:pStyle w:val="AppleTableBody"/>
-              <w:spacing w:line="220" w:lineRule="exact"/>
+              <w:spacing w:line="170" w:lineRule="exact" w:before="0" w:after="0"/>
             </w:pPr>
             <w:r/>
             <w:r>
+              <w:rPr>
+                <w:sz w:val="15"/>
+              </w:rPr>
               <w:t>123</w:t>
             </w:r>
           </w:p>
@@ -5185,10 +5570,13 @@
           <w:p>
             <w:pPr>
               <w:pStyle w:val="AppleTableBody"/>
-              <w:spacing w:line="220" w:lineRule="exact"/>
+              <w:spacing w:line="170" w:lineRule="exact" w:before="0" w:after="0"/>
             </w:pPr>
             <w:r/>
             <w:r>
+              <w:rPr>
+                <w:sz w:val="15"/>
+              </w:rPr>
               <w:t>12</w:t>
             </w:r>
           </w:p>
@@ -5205,10 +5593,13 @@
           <w:p>
             <w:pPr>
               <w:pStyle w:val="AppleTableBody"/>
-              <w:spacing w:line="220" w:lineRule="exact"/>
+              <w:spacing w:line="170" w:lineRule="exact" w:before="0" w:after="0"/>
             </w:pPr>
             <w:r/>
             <w:r>
+              <w:rPr>
+                <w:sz w:val="15"/>
+              </w:rPr>
               <w:t>R3</w:t>
             </w:r>
           </w:p>
@@ -5220,10 +5611,13 @@
           <w:p>
             <w:pPr>
               <w:pStyle w:val="AppleTableBody"/>
-              <w:spacing w:line="220" w:lineRule="exact"/>
+              <w:spacing w:line="170" w:lineRule="exact" w:before="0" w:after="0"/>
             </w:pPr>
             <w:r/>
             <w:r>
+              <w:rPr>
+                <w:sz w:val="15"/>
+              </w:rPr>
               <w:t>L-SW</w:t>
             </w:r>
           </w:p>
@@ -5235,10 +5629,13 @@
           <w:p>
             <w:pPr>
               <w:pStyle w:val="AppleTableBody"/>
-              <w:spacing w:line="220" w:lineRule="exact"/>
+              <w:spacing w:line="170" w:lineRule="exact" w:before="0" w:after="0"/>
             </w:pPr>
             <w:r/>
             <w:r>
+              <w:rPr>
+                <w:sz w:val="15"/>
+              </w:rPr>
               <w:t>下层</w:t>
             </w:r>
           </w:p>
@@ -5250,10 +5647,13 @@
           <w:p>
             <w:pPr>
               <w:pStyle w:val="AppleTableBody"/>
-              <w:spacing w:line="220" w:lineRule="exact"/>
+              <w:spacing w:line="170" w:lineRule="exact" w:before="0" w:after="0"/>
             </w:pPr>
             <w:r/>
             <w:r>
+              <w:rPr>
+                <w:sz w:val="15"/>
+              </w:rPr>
               <w:t>西南</w:t>
             </w:r>
           </w:p>
@@ -5265,10 +5665,13 @@
           <w:p>
             <w:pPr>
               <w:pStyle w:val="AppleTableBody"/>
-              <w:spacing w:line="220" w:lineRule="exact"/>
+              <w:spacing w:line="170" w:lineRule="exact" w:before="0" w:after="0"/>
             </w:pPr>
             <w:r/>
             <w:r>
+              <w:rPr>
+                <w:sz w:val="15"/>
+              </w:rPr>
               <w:t>32</w:t>
             </w:r>
           </w:p>
@@ -5280,10 +5683,13 @@
           <w:p>
             <w:pPr>
               <w:pStyle w:val="AppleTableBody"/>
-              <w:spacing w:line="220" w:lineRule="exact"/>
+              <w:spacing w:line="170" w:lineRule="exact" w:before="0" w:after="0"/>
             </w:pPr>
             <w:r/>
             <w:r>
+              <w:rPr>
+                <w:sz w:val="15"/>
+              </w:rPr>
               <w:t>32</w:t>
             </w:r>
           </w:p>
@@ -5295,10 +5701,13 @@
           <w:p>
             <w:pPr>
               <w:pStyle w:val="AppleTableBody"/>
-              <w:spacing w:line="220" w:lineRule="exact"/>
+              <w:spacing w:line="170" w:lineRule="exact" w:before="0" w:after="0"/>
             </w:pPr>
             <w:r/>
             <w:r>
+              <w:rPr>
+                <w:sz w:val="15"/>
+              </w:rPr>
               <w:t>31</w:t>
             </w:r>
           </w:p>
@@ -5310,10 +5719,13 @@
           <w:p>
             <w:pPr>
               <w:pStyle w:val="AppleTableBody"/>
-              <w:spacing w:line="220" w:lineRule="exact"/>
+              <w:spacing w:line="170" w:lineRule="exact" w:before="0" w:after="0"/>
             </w:pPr>
             <w:r/>
             <w:r>
+              <w:rPr>
+                <w:sz w:val="15"/>
+              </w:rPr>
               <w:t>32</w:t>
             </w:r>
           </w:p>
@@ -5325,10 +5737,13 @@
           <w:p>
             <w:pPr>
               <w:pStyle w:val="AppleTableBody"/>
-              <w:spacing w:line="220" w:lineRule="exact"/>
+              <w:spacing w:line="170" w:lineRule="exact" w:before="0" w:after="0"/>
             </w:pPr>
             <w:r/>
             <w:r>
+              <w:rPr>
+                <w:sz w:val="15"/>
+              </w:rPr>
               <w:t>127</w:t>
             </w:r>
           </w:p>
@@ -5340,10 +5755,13 @@
           <w:p>
             <w:pPr>
               <w:pStyle w:val="AppleTableBody"/>
-              <w:spacing w:line="220" w:lineRule="exact"/>
+              <w:spacing w:line="170" w:lineRule="exact" w:before="0" w:after="0"/>
             </w:pPr>
             <w:r/>
             <w:r>
+              <w:rPr>
+                <w:sz w:val="15"/>
+              </w:rPr>
               <w:t>13</w:t>
             </w:r>
           </w:p>
@@ -5432,10 +5850,13 @@
           <w:p>
             <w:pPr>
               <w:pStyle w:val="AppleTableBody"/>
-              <w:spacing w:line="220" w:lineRule="exact"/>
+              <w:spacing w:line="170" w:lineRule="exact" w:before="0" w:after="0"/>
             </w:pPr>
             <w:r/>
             <w:r>
+              <w:rPr>
+                <w:sz w:val="15"/>
+              </w:rPr>
               <w:t>输入</w:t>
             </w:r>
           </w:p>
@@ -5451,10 +5872,13 @@
           <w:p>
             <w:pPr>
               <w:pStyle w:val="AppleTableBody"/>
-              <w:spacing w:line="220" w:lineRule="exact"/>
+              <w:spacing w:line="170" w:lineRule="exact" w:before="0" w:after="0"/>
             </w:pPr>
             <w:r/>
             <w:r>
+              <w:rPr>
+                <w:sz w:val="15"/>
+              </w:rPr>
               <w:t>取值</w:t>
             </w:r>
           </w:p>
@@ -5471,10 +5895,13 @@
           <w:p>
             <w:pPr>
               <w:pStyle w:val="AppleTableBody"/>
-              <w:spacing w:line="220" w:lineRule="exact"/>
+              <w:spacing w:line="170" w:lineRule="exact" w:before="0" w:after="0"/>
             </w:pPr>
             <w:r/>
             <w:r>
+              <w:rPr>
+                <w:sz w:val="15"/>
+              </w:rPr>
               <w:t>单样方面积/m²</w:t>
             </w:r>
           </w:p>
@@ -5486,10 +5913,13 @@
           <w:p>
             <w:pPr>
               <w:pStyle w:val="AppleTableBody"/>
-              <w:spacing w:line="220" w:lineRule="exact"/>
+              <w:spacing w:line="170" w:lineRule="exact" w:before="0" w:after="0"/>
             </w:pPr>
             <w:r/>
             <w:r>
+              <w:rPr>
+                <w:sz w:val="15"/>
+              </w:rPr>
               <w:t>0.25</w:t>
             </w:r>
           </w:p>
@@ -5506,10 +5936,13 @@
           <w:p>
             <w:pPr>
               <w:pStyle w:val="AppleTableBody"/>
-              <w:spacing w:line="220" w:lineRule="exact"/>
+              <w:spacing w:line="170" w:lineRule="exact" w:before="0" w:after="0"/>
             </w:pPr>
             <w:r/>
             <w:r>
+              <w:rPr>
+                <w:sz w:val="15"/>
+              </w:rPr>
               <w:t>整株等效尺度/m²</w:t>
             </w:r>
           </w:p>
@@ -5521,10 +5954,13 @@
           <w:p>
             <w:pPr>
               <w:pStyle w:val="AppleTableBody"/>
-              <w:spacing w:line="220" w:lineRule="exact"/>
+              <w:spacing w:line="170" w:lineRule="exact" w:before="0" w:after="0"/>
             </w:pPr>
             <w:r/>
             <w:r>
+              <w:rPr>
+                <w:sz w:val="15"/>
+              </w:rPr>
               <w:t>11.004869</w:t>
             </w:r>
           </w:p>
@@ -5541,10 +5977,13 @@
           <w:p>
             <w:pPr>
               <w:pStyle w:val="AppleTableBody"/>
-              <w:spacing w:line="220" w:lineRule="exact"/>
+              <w:spacing w:line="170" w:lineRule="exact" w:before="0" w:after="0"/>
             </w:pPr>
             <w:r/>
             <w:r>
+              <w:rPr>
+                <w:sz w:val="15"/>
+              </w:rPr>
               <w:t>模拟真值/片</w:t>
             </w:r>
           </w:p>
@@ -5556,10 +5995,13 @@
           <w:p>
             <w:pPr>
               <w:pStyle w:val="AppleTableBody"/>
-              <w:spacing w:line="220" w:lineRule="exact"/>
+              <w:spacing w:line="170" w:lineRule="exact" w:before="0" w:after="0"/>
             </w:pPr>
             <w:r/>
             <w:r>
+              <w:rPr>
+                <w:sz w:val="15"/>
+              </w:rPr>
               <w:t>4320</w:t>
             </w:r>
           </w:p>
@@ -5576,10 +6018,13 @@
           <w:p>
             <w:pPr>
               <w:pStyle w:val="AppleTableBody"/>
-              <w:spacing w:line="220" w:lineRule="exact"/>
+              <w:spacing w:line="170" w:lineRule="exact" w:before="0" w:after="0"/>
             </w:pPr>
             <w:r/>
             <w:r>
+              <w:rPr>
+                <w:sz w:val="15"/>
+              </w:rPr>
               <w:t>上层权重/可见比例</w:t>
             </w:r>
           </w:p>
@@ -5591,10 +6036,13 @@
           <w:p>
             <w:pPr>
               <w:pStyle w:val="AppleTableBody"/>
-              <w:spacing w:line="220" w:lineRule="exact"/>
+              <w:spacing w:line="170" w:lineRule="exact" w:before="0" w:after="0"/>
             </w:pPr>
             <w:r/>
             <w:r>
+              <w:rPr>
+                <w:sz w:val="15"/>
+              </w:rPr>
               <w:t>权重 0.24 / 可见比例 0.91</w:t>
             </w:r>
           </w:p>
@@ -5611,10 +6059,13 @@
           <w:p>
             <w:pPr>
               <w:pStyle w:val="AppleTableBody"/>
-              <w:spacing w:line="220" w:lineRule="exact"/>
+              <w:spacing w:line="170" w:lineRule="exact" w:before="0" w:after="0"/>
             </w:pPr>
             <w:r/>
             <w:r>
+              <w:rPr>
+                <w:sz w:val="15"/>
+              </w:rPr>
               <w:t>中层权重/可见比例</w:t>
             </w:r>
           </w:p>
@@ -5626,10 +6077,13 @@
           <w:p>
             <w:pPr>
               <w:pStyle w:val="AppleTableBody"/>
-              <w:spacing w:line="220" w:lineRule="exact"/>
+              <w:spacing w:line="170" w:lineRule="exact" w:before="0" w:after="0"/>
             </w:pPr>
             <w:r/>
             <w:r>
+              <w:rPr>
+                <w:sz w:val="15"/>
+              </w:rPr>
               <w:t>权重 0.46 / 可见比例 0.82</w:t>
             </w:r>
           </w:p>
@@ -5646,10 +6100,13 @@
           <w:p>
             <w:pPr>
               <w:pStyle w:val="AppleTableBody"/>
-              <w:spacing w:line="220" w:lineRule="exact"/>
+              <w:spacing w:line="170" w:lineRule="exact" w:before="0" w:after="0"/>
             </w:pPr>
             <w:r/>
             <w:r>
+              <w:rPr>
+                <w:sz w:val="15"/>
+              </w:rPr>
               <w:t>下层权重/可见比例</w:t>
             </w:r>
           </w:p>
@@ -5661,10 +6118,13 @@
           <w:p>
             <w:pPr>
               <w:pStyle w:val="AppleTableBody"/>
-              <w:spacing w:line="220" w:lineRule="exact"/>
+              <w:spacing w:line="170" w:lineRule="exact" w:before="0" w:after="0"/>
             </w:pPr>
             <w:r/>
             <w:r>
+              <w:rPr>
+                <w:sz w:val="15"/>
+              </w:rPr>
               <w:t>权重 0.30 / 可见比例 0.88</w:t>
             </w:r>
           </w:p>
@@ -5681,10 +6141,13 @@
           <w:p>
             <w:pPr>
               <w:pStyle w:val="AppleTableBody"/>
-              <w:spacing w:line="220" w:lineRule="exact"/>
+              <w:spacing w:line="170" w:lineRule="exact" w:before="0" w:after="0"/>
             </w:pPr>
             <w:r/>
             <w:r>
+              <w:rPr>
+                <w:sz w:val="15"/>
+              </w:rPr>
               <w:t>变异系数标准差</w:t>
             </w:r>
           </w:p>
@@ -5696,10 +6159,13 @@
           <w:p>
             <w:pPr>
               <w:pStyle w:val="AppleTableBody"/>
-              <w:spacing w:line="220" w:lineRule="exact"/>
+              <w:spacing w:line="170" w:lineRule="exact" w:before="0" w:after="0"/>
             </w:pPr>
             <w:r/>
             <w:r>
+              <w:rPr>
+                <w:sz w:val="15"/>
+              </w:rPr>
               <w:t>样本标准差（n-1）</w:t>
             </w:r>
           </w:p>
@@ -5729,14 +6195,6 @@
       </w:pPr>
       <w:r>
         <w:t>致谢：感谢苹果大学虚构写作实验室提供纯属虚构的论文结构设定，感谢模拟果园方法讨论班对字段命名、图表可读性和复算顺序提出演示性建议。上述名称不指向任何真实人员或机构，也不存在真实资助、真实试验场地或真实参与者。本文全部内容由演示目的构造；对模拟数字、虚构参考文献和原创示意图的任何误用，均违背本论文的明确限制。</w:t>
-      </w:r>
-    </w:p>
-    <w:p>
-      <w:pPr>
-        <w:pStyle w:val="AppleBody"/>
-      </w:pPr>
-      <w:r>
-        <w:t>数据声明：本文的树体、叶片、样方、观测记录、统计结果和误差指标均为为演示论文排版而构造的模拟数据，不代表任何真实果园、真实机构、真实人员或实际科研结论，不得用于生产决策。</w:t>
       </w:r>
     </w:p>
     <w:sectPr>
